--- a/Documentacao/RED_Projeto_IoT_Consumo_Eletrico.docx
+++ b/Documentacao/RED_Projeto_IoT_Consumo_Eletrico.docx
@@ -918,7 +918,6 @@
     <w:p>
       <w:pPr>
         <w:spacing w:before="100" w:beforeAutospacing="1" w:after="100" w:afterAutospacing="1" w:line="240" w:lineRule="auto"/>
-        <w:ind w:left="360"/>
         <w:rPr>
           <w:rFonts w:ascii="Times New Roman" w:eastAsia="Times New Roman" w:hAnsi="Times New Roman" w:cs="Times New Roman"/>
           <w:sz w:val="24"/>
@@ -926,6 +925,104 @@
           <w:lang w:val="pt-BR" w:eastAsia="pt-BR"/>
         </w:rPr>
       </w:pPr>
+    </w:p>
+    <w:p>
+      <w:pPr>
+        <w:spacing w:before="100" w:beforeAutospacing="1" w:after="100" w:afterAutospacing="1" w:line="240" w:lineRule="auto"/>
+        <w:rPr>
+          <w:rFonts w:ascii="Times New Roman" w:eastAsia="Times New Roman" w:hAnsi="Times New Roman" w:cs="Times New Roman"/>
+          <w:sz w:val="24"/>
+          <w:szCs w:val="24"/>
+          <w:lang w:val="pt-BR" w:eastAsia="pt-BR"/>
+        </w:rPr>
+      </w:pPr>
+    </w:p>
+    <w:p>
+      <w:pPr>
+        <w:spacing w:after="0" w:line="240" w:lineRule="auto"/>
+        <w:jc w:val="center"/>
+        <w:rPr>
+          <w:rFonts w:ascii="Times New Roman" w:eastAsia="Times New Roman" w:hAnsi="Times New Roman" w:cs="Times New Roman"/>
+          <w:sz w:val="24"/>
+          <w:szCs w:val="24"/>
+          <w:lang w:val="pt-BR" w:eastAsia="pt-BR"/>
+        </w:rPr>
+      </w:pPr>
+      <w:r>
+        <w:rPr>
+          <w:rFonts w:ascii="Times New Roman" w:eastAsia="Times New Roman" w:hAnsi="Times New Roman" w:cs="Times New Roman"/>
+          <w:sz w:val="24"/>
+          <w:szCs w:val="24"/>
+          <w:lang w:val="pt-BR" w:eastAsia="pt-BR"/>
+        </w:rPr>
+        <w:lastRenderedPageBreak/>
+        <w:drawing>
+          <wp:inline distT="0" distB="0" distL="0" distR="0" wp14:anchorId="4F8E5338" wp14:editId="723151DD">
+            <wp:extent cx="1930922" cy="4222567"/>
+            <wp:effectExtent l="0" t="0" r="0" b="6985"/>
+            <wp:docPr id="2119170345" name="Imagem 1"/>
+            <wp:cNvGraphicFramePr>
+              <a:graphicFrameLocks xmlns:a="http://schemas.openxmlformats.org/drawingml/2006/main" noChangeAspect="1"/>
+            </wp:cNvGraphicFramePr>
+            <a:graphic xmlns:a="http://schemas.openxmlformats.org/drawingml/2006/main">
+              <a:graphicData uri="http://schemas.openxmlformats.org/drawingml/2006/picture">
+                <pic:pic xmlns:pic="http://schemas.openxmlformats.org/drawingml/2006/picture">
+                  <pic:nvPicPr>
+                    <pic:cNvPr id="2119170345" name=""/>
+                    <pic:cNvPicPr/>
+                  </pic:nvPicPr>
+                  <pic:blipFill>
+                    <a:blip r:embed="rId7"/>
+                    <a:stretch>
+                      <a:fillRect/>
+                    </a:stretch>
+                  </pic:blipFill>
+                  <pic:spPr>
+                    <a:xfrm>
+                      <a:off x="0" y="0"/>
+                      <a:ext cx="1942756" cy="4248446"/>
+                    </a:xfrm>
+                    <a:prstGeom prst="rect">
+                      <a:avLst/>
+                    </a:prstGeom>
+                  </pic:spPr>
+                </pic:pic>
+              </a:graphicData>
+            </a:graphic>
+          </wp:inline>
+        </w:drawing>
+      </w:r>
+    </w:p>
+    <w:p>
+      <w:pPr>
+        <w:spacing w:before="120" w:after="120" w:line="240" w:lineRule="auto"/>
+        <w:ind w:left="360"/>
+        <w:jc w:val="center"/>
+        <w:rPr>
+          <w:rFonts w:ascii="Times New Roman" w:eastAsia="Times New Roman" w:hAnsi="Times New Roman" w:cs="Times New Roman"/>
+          <w:sz w:val="16"/>
+          <w:szCs w:val="16"/>
+          <w:lang w:val="pt-BR" w:eastAsia="pt-BR"/>
+        </w:rPr>
+      </w:pPr>
+      <w:r>
+        <w:rPr>
+          <w:rFonts w:ascii="Times New Roman" w:eastAsia="Times New Roman" w:hAnsi="Times New Roman" w:cs="Times New Roman"/>
+          <w:sz w:val="16"/>
+          <w:szCs w:val="16"/>
+          <w:lang w:val="pt-BR" w:eastAsia="pt-BR"/>
+        </w:rPr>
+        <w:t xml:space="preserve">Fig. 1 - </w:t>
+      </w:r>
+      <w:r>
+        <w:rPr>
+          <w:rFonts w:ascii="Times New Roman" w:eastAsia="Times New Roman" w:hAnsi="Times New Roman" w:cs="Times New Roman"/>
+          <w:sz w:val="16"/>
+          <w:szCs w:val="16"/>
+          <w:lang w:val="pt-BR" w:eastAsia="pt-BR"/>
+        </w:rPr>
+        <w:t>Arquitetura inicial do projeto do Firmware</w:t>
+      </w:r>
     </w:p>
     <w:p>
       <w:pPr>
@@ -949,7 +1046,6 @@
           <w:szCs w:val="27"/>
           <w:lang w:val="pt-BR" w:eastAsia="pt-BR"/>
         </w:rPr>
-        <w:lastRenderedPageBreak/>
         <w:t>2.2 Uso do FreeRTOS</w:t>
       </w:r>
     </w:p>
@@ -1071,6 +1167,233 @@
     </w:p>
     <w:p>
       <w:pPr>
+        <w:spacing w:after="0" w:line="240" w:lineRule="auto"/>
+        <w:jc w:val="center"/>
+        <w:rPr>
+          <w:rFonts w:ascii="Times New Roman" w:eastAsia="Times New Roman" w:hAnsi="Times New Roman" w:cs="Times New Roman"/>
+          <w:sz w:val="24"/>
+          <w:szCs w:val="24"/>
+          <w:lang w:val="pt-BR" w:eastAsia="pt-BR"/>
+        </w:rPr>
+      </w:pPr>
+      <w:r>
+        <w:rPr>
+          <w:rFonts w:ascii="Times New Roman" w:eastAsia="Times New Roman" w:hAnsi="Times New Roman" w:cs="Times New Roman"/>
+          <w:sz w:val="24"/>
+          <w:szCs w:val="24"/>
+          <w:lang w:val="pt-BR" w:eastAsia="pt-BR"/>
+        </w:rPr>
+        <w:drawing>
+          <wp:inline distT="0" distB="0" distL="0" distR="0" wp14:anchorId="45C41535" wp14:editId="1158F0CD">
+            <wp:extent cx="2052828" cy="1538384"/>
+            <wp:effectExtent l="0" t="0" r="5080" b="5080"/>
+            <wp:docPr id="2128425568" name="Imagem 1"/>
+            <wp:cNvGraphicFramePr>
+              <a:graphicFrameLocks xmlns:a="http://schemas.openxmlformats.org/drawingml/2006/main" noChangeAspect="1"/>
+            </wp:cNvGraphicFramePr>
+            <a:graphic xmlns:a="http://schemas.openxmlformats.org/drawingml/2006/main">
+              <a:graphicData uri="http://schemas.openxmlformats.org/drawingml/2006/picture">
+                <pic:pic xmlns:pic="http://schemas.openxmlformats.org/drawingml/2006/picture">
+                  <pic:nvPicPr>
+                    <pic:cNvPr id="2128425568" name=""/>
+                    <pic:cNvPicPr/>
+                  </pic:nvPicPr>
+                  <pic:blipFill>
+                    <a:blip r:embed="rId8"/>
+                    <a:stretch>
+                      <a:fillRect/>
+                    </a:stretch>
+                  </pic:blipFill>
+                  <pic:spPr>
+                    <a:xfrm>
+                      <a:off x="0" y="0"/>
+                      <a:ext cx="2064266" cy="1546955"/>
+                    </a:xfrm>
+                    <a:prstGeom prst="rect">
+                      <a:avLst/>
+                    </a:prstGeom>
+                  </pic:spPr>
+                </pic:pic>
+              </a:graphicData>
+            </a:graphic>
+          </wp:inline>
+        </w:drawing>
+      </w:r>
+    </w:p>
+    <w:p>
+      <w:pPr>
+        <w:spacing w:before="120" w:after="120" w:line="240" w:lineRule="auto"/>
+        <w:ind w:left="360"/>
+        <w:jc w:val="center"/>
+        <w:rPr>
+          <w:rFonts w:ascii="Times New Roman" w:eastAsia="Times New Roman" w:hAnsi="Times New Roman" w:cs="Times New Roman"/>
+          <w:sz w:val="16"/>
+          <w:szCs w:val="16"/>
+          <w:lang w:val="pt-BR" w:eastAsia="pt-BR"/>
+        </w:rPr>
+      </w:pPr>
+      <w:r>
+        <w:rPr>
+          <w:rFonts w:ascii="Times New Roman" w:eastAsia="Times New Roman" w:hAnsi="Times New Roman" w:cs="Times New Roman"/>
+          <w:sz w:val="16"/>
+          <w:szCs w:val="16"/>
+          <w:lang w:val="pt-BR" w:eastAsia="pt-BR"/>
+        </w:rPr>
+        <w:t xml:space="preserve">Fig. </w:t>
+      </w:r>
+      <w:r>
+        <w:rPr>
+          <w:rFonts w:ascii="Times New Roman" w:eastAsia="Times New Roman" w:hAnsi="Times New Roman" w:cs="Times New Roman"/>
+          <w:sz w:val="16"/>
+          <w:szCs w:val="16"/>
+          <w:lang w:val="pt-BR" w:eastAsia="pt-BR"/>
+        </w:rPr>
+        <w:t>2</w:t>
+      </w:r>
+      <w:r>
+        <w:rPr>
+          <w:rFonts w:ascii="Times New Roman" w:eastAsia="Times New Roman" w:hAnsi="Times New Roman" w:cs="Times New Roman"/>
+          <w:sz w:val="16"/>
+          <w:szCs w:val="16"/>
+          <w:lang w:val="pt-BR" w:eastAsia="pt-BR"/>
+        </w:rPr>
+        <w:t xml:space="preserve"> </w:t>
+      </w:r>
+      <w:r>
+        <w:rPr>
+          <w:rFonts w:ascii="Times New Roman" w:eastAsia="Times New Roman" w:hAnsi="Times New Roman" w:cs="Times New Roman"/>
+          <w:sz w:val="16"/>
+          <w:szCs w:val="16"/>
+          <w:lang w:val="pt-BR" w:eastAsia="pt-BR"/>
+        </w:rPr>
+        <w:t>–</w:t>
+      </w:r>
+      <w:r>
+        <w:rPr>
+          <w:rFonts w:ascii="Times New Roman" w:eastAsia="Times New Roman" w:hAnsi="Times New Roman" w:cs="Times New Roman"/>
+          <w:sz w:val="16"/>
+          <w:szCs w:val="16"/>
+          <w:lang w:val="pt-BR" w:eastAsia="pt-BR"/>
+        </w:rPr>
+        <w:t xml:space="preserve"> </w:t>
+      </w:r>
+      <w:r>
+        <w:rPr>
+          <w:rFonts w:ascii="Times New Roman" w:eastAsia="Times New Roman" w:hAnsi="Times New Roman" w:cs="Times New Roman"/>
+          <w:sz w:val="16"/>
+          <w:szCs w:val="16"/>
+          <w:lang w:val="pt-BR" w:eastAsia="pt-BR"/>
+        </w:rPr>
+        <w:t>Includes iniciais de bibliotecas</w:t>
+      </w:r>
+    </w:p>
+    <w:p>
+      <w:pPr>
+        <w:spacing w:after="0" w:line="240" w:lineRule="auto"/>
+        <w:jc w:val="center"/>
+        <w:rPr>
+          <w:rFonts w:ascii="Times New Roman" w:eastAsia="Times New Roman" w:hAnsi="Times New Roman" w:cs="Times New Roman"/>
+          <w:sz w:val="24"/>
+          <w:szCs w:val="24"/>
+          <w:lang w:val="pt-BR" w:eastAsia="pt-BR"/>
+        </w:rPr>
+      </w:pPr>
+      <w:r>
+        <w:rPr>
+          <w:rFonts w:ascii="Times New Roman" w:eastAsia="Times New Roman" w:hAnsi="Times New Roman" w:cs="Times New Roman"/>
+          <w:sz w:val="24"/>
+          <w:szCs w:val="24"/>
+          <w:lang w:val="pt-BR" w:eastAsia="pt-BR"/>
+        </w:rPr>
+        <w:lastRenderedPageBreak/>
+        <w:drawing>
+          <wp:inline distT="0" distB="0" distL="0" distR="0" wp14:anchorId="13B1A4E5" wp14:editId="21370D35">
+            <wp:extent cx="4691269" cy="1207060"/>
+            <wp:effectExtent l="0" t="0" r="0" b="0"/>
+            <wp:docPr id="1920377801" name="Imagem 1"/>
+            <wp:cNvGraphicFramePr>
+              <a:graphicFrameLocks xmlns:a="http://schemas.openxmlformats.org/drawingml/2006/main" noChangeAspect="1"/>
+            </wp:cNvGraphicFramePr>
+            <a:graphic xmlns:a="http://schemas.openxmlformats.org/drawingml/2006/main">
+              <a:graphicData uri="http://schemas.openxmlformats.org/drawingml/2006/picture">
+                <pic:pic xmlns:pic="http://schemas.openxmlformats.org/drawingml/2006/picture">
+                  <pic:nvPicPr>
+                    <pic:cNvPr id="1920377801" name=""/>
+                    <pic:cNvPicPr/>
+                  </pic:nvPicPr>
+                  <pic:blipFill>
+                    <a:blip r:embed="rId9"/>
+                    <a:stretch>
+                      <a:fillRect/>
+                    </a:stretch>
+                  </pic:blipFill>
+                  <pic:spPr>
+                    <a:xfrm>
+                      <a:off x="0" y="0"/>
+                      <a:ext cx="4723235" cy="1215285"/>
+                    </a:xfrm>
+                    <a:prstGeom prst="rect">
+                      <a:avLst/>
+                    </a:prstGeom>
+                  </pic:spPr>
+                </pic:pic>
+              </a:graphicData>
+            </a:graphic>
+          </wp:inline>
+        </w:drawing>
+      </w:r>
+    </w:p>
+    <w:p>
+      <w:pPr>
+        <w:spacing w:before="120" w:after="120" w:line="240" w:lineRule="auto"/>
+        <w:ind w:left="360"/>
+        <w:jc w:val="center"/>
+        <w:rPr>
+          <w:rFonts w:ascii="Times New Roman" w:eastAsia="Times New Roman" w:hAnsi="Times New Roman" w:cs="Times New Roman"/>
+          <w:sz w:val="16"/>
+          <w:szCs w:val="16"/>
+          <w:lang w:val="pt-BR" w:eastAsia="pt-BR"/>
+        </w:rPr>
+      </w:pPr>
+      <w:r>
+        <w:rPr>
+          <w:rFonts w:ascii="Times New Roman" w:eastAsia="Times New Roman" w:hAnsi="Times New Roman" w:cs="Times New Roman"/>
+          <w:sz w:val="16"/>
+          <w:szCs w:val="16"/>
+          <w:lang w:val="pt-BR" w:eastAsia="pt-BR"/>
+        </w:rPr>
+        <w:t xml:space="preserve">Fig. </w:t>
+      </w:r>
+      <w:r>
+        <w:rPr>
+          <w:rFonts w:ascii="Times New Roman" w:eastAsia="Times New Roman" w:hAnsi="Times New Roman" w:cs="Times New Roman"/>
+          <w:sz w:val="16"/>
+          <w:szCs w:val="16"/>
+          <w:lang w:val="pt-BR" w:eastAsia="pt-BR"/>
+        </w:rPr>
+        <w:t>3</w:t>
+      </w:r>
+      <w:r>
+        <w:rPr>
+          <w:rFonts w:ascii="Times New Roman" w:eastAsia="Times New Roman" w:hAnsi="Times New Roman" w:cs="Times New Roman"/>
+          <w:sz w:val="16"/>
+          <w:szCs w:val="16"/>
+          <w:lang w:val="pt-BR" w:eastAsia="pt-BR"/>
+        </w:rPr>
+        <w:t xml:space="preserve"> – </w:t>
+      </w:r>
+      <w:r>
+        <w:rPr>
+          <w:rFonts w:ascii="Times New Roman" w:eastAsia="Times New Roman" w:hAnsi="Times New Roman" w:cs="Times New Roman"/>
+          <w:sz w:val="16"/>
+          <w:szCs w:val="16"/>
+          <w:lang w:val="pt-BR" w:eastAsia="pt-BR"/>
+        </w:rPr>
+        <w:t>Criação das tasks para uso do FreeRTOS</w:t>
+      </w:r>
+    </w:p>
+    <w:p>
+      <w:pPr>
         <w:spacing w:before="100" w:beforeAutospacing="1" w:after="100" w:afterAutospacing="1" w:line="240" w:lineRule="auto"/>
         <w:rPr>
           <w:rFonts w:ascii="Times New Roman" w:eastAsia="Times New Roman" w:hAnsi="Times New Roman" w:cs="Times New Roman"/>
@@ -1147,6 +1470,131 @@
           <w:lang w:val="pt-BR" w:eastAsia="pt-BR"/>
         </w:rPr>
         <w:t xml:space="preserve"> possibilitou um sistema mais estável e preparado para expansão futura.</w:t>
+      </w:r>
+    </w:p>
+    <w:p>
+      <w:pPr>
+        <w:spacing w:after="0" w:line="240" w:lineRule="auto"/>
+        <w:jc w:val="center"/>
+        <w:rPr>
+          <w:rFonts w:ascii="Times New Roman" w:eastAsia="Times New Roman" w:hAnsi="Times New Roman" w:cs="Times New Roman"/>
+          <w:sz w:val="24"/>
+          <w:szCs w:val="24"/>
+          <w:lang w:val="pt-BR" w:eastAsia="pt-BR"/>
+        </w:rPr>
+      </w:pPr>
+      <w:r>
+        <w:rPr>
+          <w:rFonts w:ascii="Times New Roman" w:eastAsia="Times New Roman" w:hAnsi="Times New Roman" w:cs="Times New Roman"/>
+          <w:sz w:val="24"/>
+          <w:szCs w:val="24"/>
+          <w:lang w:val="pt-BR" w:eastAsia="pt-BR"/>
+        </w:rPr>
+        <w:drawing>
+          <wp:inline distT="0" distB="0" distL="0" distR="0" wp14:anchorId="79FE2C82" wp14:editId="477C8659">
+            <wp:extent cx="5486400" cy="3185795"/>
+            <wp:effectExtent l="0" t="0" r="0" b="0"/>
+            <wp:docPr id="637937870" name="Imagem 1"/>
+            <wp:cNvGraphicFramePr>
+              <a:graphicFrameLocks xmlns:a="http://schemas.openxmlformats.org/drawingml/2006/main" noChangeAspect="1"/>
+            </wp:cNvGraphicFramePr>
+            <a:graphic xmlns:a="http://schemas.openxmlformats.org/drawingml/2006/main">
+              <a:graphicData uri="http://schemas.openxmlformats.org/drawingml/2006/picture">
+                <pic:pic xmlns:pic="http://schemas.openxmlformats.org/drawingml/2006/picture">
+                  <pic:nvPicPr>
+                    <pic:cNvPr id="637937870" name=""/>
+                    <pic:cNvPicPr/>
+                  </pic:nvPicPr>
+                  <pic:blipFill>
+                    <a:blip r:embed="rId10"/>
+                    <a:stretch>
+                      <a:fillRect/>
+                    </a:stretch>
+                  </pic:blipFill>
+                  <pic:spPr>
+                    <a:xfrm>
+                      <a:off x="0" y="0"/>
+                      <a:ext cx="5486400" cy="3185795"/>
+                    </a:xfrm>
+                    <a:prstGeom prst="rect">
+                      <a:avLst/>
+                    </a:prstGeom>
+                  </pic:spPr>
+                </pic:pic>
+              </a:graphicData>
+            </a:graphic>
+          </wp:inline>
+        </w:drawing>
+      </w:r>
+    </w:p>
+    <w:p>
+      <w:pPr>
+        <w:spacing w:before="120" w:after="120" w:line="240" w:lineRule="auto"/>
+        <w:ind w:left="360"/>
+        <w:jc w:val="center"/>
+        <w:rPr>
+          <w:rFonts w:ascii="Times New Roman" w:eastAsia="Times New Roman" w:hAnsi="Times New Roman" w:cs="Times New Roman"/>
+          <w:sz w:val="16"/>
+          <w:szCs w:val="16"/>
+          <w:lang w:val="pt-BR" w:eastAsia="pt-BR"/>
+        </w:rPr>
+      </w:pPr>
+      <w:r>
+        <w:rPr>
+          <w:rFonts w:ascii="Times New Roman" w:eastAsia="Times New Roman" w:hAnsi="Times New Roman" w:cs="Times New Roman"/>
+          <w:sz w:val="16"/>
+          <w:szCs w:val="16"/>
+          <w:lang w:val="pt-BR" w:eastAsia="pt-BR"/>
+        </w:rPr>
+        <w:t xml:space="preserve">Fig. </w:t>
+      </w:r>
+      <w:r>
+        <w:rPr>
+          <w:rFonts w:ascii="Times New Roman" w:eastAsia="Times New Roman" w:hAnsi="Times New Roman" w:cs="Times New Roman"/>
+          <w:sz w:val="16"/>
+          <w:szCs w:val="16"/>
+          <w:lang w:val="pt-BR" w:eastAsia="pt-BR"/>
+        </w:rPr>
+        <w:t>4</w:t>
+      </w:r>
+      <w:r>
+        <w:rPr>
+          <w:rFonts w:ascii="Times New Roman" w:eastAsia="Times New Roman" w:hAnsi="Times New Roman" w:cs="Times New Roman"/>
+          <w:sz w:val="16"/>
+          <w:szCs w:val="16"/>
+          <w:lang w:val="pt-BR" w:eastAsia="pt-BR"/>
+        </w:rPr>
+        <w:t xml:space="preserve"> – </w:t>
+      </w:r>
+      <w:r>
+        <w:rPr>
+          <w:rFonts w:ascii="Times New Roman" w:eastAsia="Times New Roman" w:hAnsi="Times New Roman" w:cs="Times New Roman"/>
+          <w:sz w:val="16"/>
+          <w:szCs w:val="16"/>
+          <w:lang w:val="pt-BR" w:eastAsia="pt-BR"/>
+        </w:rPr>
+        <w:t>Área de trabalho do firmware</w:t>
+      </w:r>
+    </w:p>
+    <w:p>
+      <w:pPr>
+        <w:spacing w:before="100" w:beforeAutospacing="1" w:after="100" w:afterAutospacing="1" w:line="240" w:lineRule="auto"/>
+        <w:jc w:val="both"/>
+        <w:rPr>
+          <w:rFonts w:ascii="Times New Roman" w:eastAsia="Times New Roman" w:hAnsi="Times New Roman" w:cs="Times New Roman"/>
+          <w:sz w:val="24"/>
+          <w:szCs w:val="24"/>
+          <w:lang w:val="pt-BR" w:eastAsia="pt-BR"/>
+        </w:rPr>
+      </w:pPr>
+      <w:r>
+        <w:rPr>
+          <w:rFonts w:ascii="Times New Roman" w:eastAsia="Times New Roman" w:hAnsi="Times New Roman" w:cs="Times New Roman"/>
+          <w:sz w:val="24"/>
+          <w:szCs w:val="24"/>
+          <w:lang w:val="pt-BR" w:eastAsia="pt-BR"/>
+        </w:rPr>
+        <w:t>Salientamos que o desenvolvimento continua em andamento e que estas estruturas, assim como outras que não estão sendo mostradas poderão sofrer alterações, conforme necessidade durante a implementação e integração final.</w:t>
       </w:r>
     </w:p>
     <w:p>
@@ -1237,6 +1685,7 @@
         <w:rPr>
           <w:rStyle w:val="Forte"/>
         </w:rPr>
+        <w:lastRenderedPageBreak/>
         <w:t>RTC:</w:t>
       </w:r>
       <w:r>
@@ -1401,7 +1850,6 @@
         <w:pStyle w:val="NormalWeb"/>
       </w:pPr>
       <w:r>
-        <w:lastRenderedPageBreak/>
         <w:t xml:space="preserve">A arquitetura foi projetada para permitir, em etapas futuras, a implementação de </w:t>
       </w:r>
       <w:r>
@@ -1651,6 +2099,7 @@
           <w:szCs w:val="24"/>
           <w:lang w:val="pt-BR" w:eastAsia="pt-BR"/>
         </w:rPr>
+        <w:lastRenderedPageBreak/>
         <w:t xml:space="preserve">Como solução, optou-se pela substituição do HLW8032 pelo </w:t>
       </w:r>
       <w:r>
@@ -1998,7 +2447,6 @@
           <w:szCs w:val="24"/>
           <w:lang w:val="pt-BR" w:eastAsia="pt-BR"/>
         </w:rPr>
-        <w:lastRenderedPageBreak/>
         <w:t>Comunicação via barramento I²C;</w:t>
       </w:r>
     </w:p>
@@ -2330,6 +2778,7 @@
           <w:szCs w:val="24"/>
           <w:lang w:val="pt-BR" w:eastAsia="pt-BR"/>
         </w:rPr>
+        <w:lastRenderedPageBreak/>
         <w:pict w14:anchorId="7B0756F9">
           <v:rect id="_x0000_i1026" style="width:0;height:1.5pt" o:hralign="center" o:hrstd="t" o:hr="t" fillcolor="#a0a0a0" stroked="f"/>
         </w:pict>
@@ -2599,7 +3048,6 @@
         </w:numPr>
       </w:pPr>
       <w:r>
-        <w:lastRenderedPageBreak/>
         <w:t>Finalização da montagem física do hardware;</w:t>
       </w:r>
     </w:p>
@@ -5837,6 +6285,7 @@
   <w:style w:type="character" w:default="1" w:styleId="Fontepargpadro">
     <w:name w:val="Default Paragraph Font"/>
     <w:uiPriority w:val="1"/>
+    <w:semiHidden/>
     <w:unhideWhenUsed/>
   </w:style>
   <w:style w:type="table" w:default="1" w:styleId="Tabelanormal">

--- a/Documentacao/RED_Projeto_IoT_Consumo_Eletrico.docx
+++ b/Documentacao/RED_Projeto_IoT_Consumo_Eletrico.docx
@@ -305,6 +305,1192 @@
         <w:t>/2025</w:t>
       </w:r>
     </w:p>
+    <w:sdt>
+      <w:sdtPr>
+        <w:rPr>
+          <w:lang w:val="pt-BR"/>
+        </w:rPr>
+        <w:id w:val="1522208394"/>
+        <w:docPartObj>
+          <w:docPartGallery w:val="Table of Contents"/>
+          <w:docPartUnique/>
+        </w:docPartObj>
+      </w:sdtPr>
+      <w:sdtEndPr>
+        <w:rPr>
+          <w:rFonts w:asciiTheme="minorHAnsi" w:eastAsiaTheme="minorEastAsia" w:hAnsiTheme="minorHAnsi" w:cstheme="minorBidi"/>
+          <w:color w:val="auto"/>
+          <w:sz w:val="22"/>
+          <w:szCs w:val="22"/>
+          <w:lang w:val="en-US"/>
+        </w:rPr>
+      </w:sdtEndPr>
+      <w:sdtContent>
+        <w:p>
+          <w:pPr>
+            <w:pStyle w:val="CabealhodoSumrio"/>
+          </w:pPr>
+          <w:r>
+            <w:rPr>
+              <w:lang w:val="pt-BR"/>
+            </w:rPr>
+            <w:t>Sumário</w:t>
+          </w:r>
+        </w:p>
+        <w:p>
+          <w:pPr>
+            <w:pStyle w:val="Sumrio1"/>
+            <w:tabs>
+              <w:tab w:val="right" w:leader="dot" w:pos="8630"/>
+            </w:tabs>
+            <w:rPr>
+              <w:noProof/>
+              <w:kern w:val="2"/>
+              <w:sz w:val="24"/>
+              <w:szCs w:val="24"/>
+              <w:lang w:val="pt-BR" w:eastAsia="pt-BR"/>
+              <w14:ligatures w14:val="standardContextual"/>
+            </w:rPr>
+          </w:pPr>
+          <w:r>
+            <w:fldChar w:fldCharType="begin"/>
+          </w:r>
+          <w:r>
+            <w:instrText xml:space="preserve"> TOC \o "1-3" \h \z \u </w:instrText>
+          </w:r>
+          <w:r>
+            <w:fldChar w:fldCharType="separate"/>
+          </w:r>
+          <w:hyperlink w:anchor="_Toc216769061" w:history="1">
+            <w:r>
+              <w:rPr>
+                <w:rStyle w:val="Hyperlink"/>
+                <w:noProof/>
+                <w:lang w:val="pt-BR"/>
+              </w:rPr>
+              <w:t>1. Resumo da Etapa</w:t>
+            </w:r>
+            <w:r>
+              <w:rPr>
+                <w:noProof/>
+                <w:webHidden/>
+              </w:rPr>
+              <w:tab/>
+            </w:r>
+            <w:r>
+              <w:rPr>
+                <w:noProof/>
+                <w:webHidden/>
+              </w:rPr>
+              <w:fldChar w:fldCharType="begin"/>
+            </w:r>
+            <w:r>
+              <w:rPr>
+                <w:noProof/>
+                <w:webHidden/>
+              </w:rPr>
+              <w:instrText xml:space="preserve"> PAGEREF _Toc216769061 \h </w:instrText>
+            </w:r>
+            <w:r>
+              <w:rPr>
+                <w:noProof/>
+                <w:webHidden/>
+              </w:rPr>
+            </w:r>
+            <w:r>
+              <w:rPr>
+                <w:noProof/>
+                <w:webHidden/>
+              </w:rPr>
+              <w:fldChar w:fldCharType="separate"/>
+            </w:r>
+            <w:r>
+              <w:rPr>
+                <w:noProof/>
+                <w:webHidden/>
+              </w:rPr>
+              <w:t>3</w:t>
+            </w:r>
+            <w:r>
+              <w:rPr>
+                <w:noProof/>
+                <w:webHidden/>
+              </w:rPr>
+              <w:fldChar w:fldCharType="end"/>
+            </w:r>
+          </w:hyperlink>
+        </w:p>
+        <w:p>
+          <w:pPr>
+            <w:pStyle w:val="Sumrio1"/>
+            <w:tabs>
+              <w:tab w:val="right" w:leader="dot" w:pos="8630"/>
+            </w:tabs>
+            <w:rPr>
+              <w:noProof/>
+              <w:kern w:val="2"/>
+              <w:sz w:val="24"/>
+              <w:szCs w:val="24"/>
+              <w:lang w:val="pt-BR" w:eastAsia="pt-BR"/>
+              <w14:ligatures w14:val="standardContextual"/>
+            </w:rPr>
+          </w:pPr>
+          <w:hyperlink w:anchor="_Toc216769062" w:history="1">
+            <w:r>
+              <w:rPr>
+                <w:rStyle w:val="Hyperlink"/>
+                <w:noProof/>
+                <w:lang w:val="pt-BR"/>
+              </w:rPr>
+              <w:t>2. Firmware</w:t>
+            </w:r>
+            <w:r>
+              <w:rPr>
+                <w:noProof/>
+                <w:webHidden/>
+              </w:rPr>
+              <w:tab/>
+            </w:r>
+            <w:r>
+              <w:rPr>
+                <w:noProof/>
+                <w:webHidden/>
+              </w:rPr>
+              <w:fldChar w:fldCharType="begin"/>
+            </w:r>
+            <w:r>
+              <w:rPr>
+                <w:noProof/>
+                <w:webHidden/>
+              </w:rPr>
+              <w:instrText xml:space="preserve"> PAGEREF _Toc216769062 \h </w:instrText>
+            </w:r>
+            <w:r>
+              <w:rPr>
+                <w:noProof/>
+                <w:webHidden/>
+              </w:rPr>
+            </w:r>
+            <w:r>
+              <w:rPr>
+                <w:noProof/>
+                <w:webHidden/>
+              </w:rPr>
+              <w:fldChar w:fldCharType="separate"/>
+            </w:r>
+            <w:r>
+              <w:rPr>
+                <w:noProof/>
+                <w:webHidden/>
+              </w:rPr>
+              <w:t>3</w:t>
+            </w:r>
+            <w:r>
+              <w:rPr>
+                <w:noProof/>
+                <w:webHidden/>
+              </w:rPr>
+              <w:fldChar w:fldCharType="end"/>
+            </w:r>
+          </w:hyperlink>
+        </w:p>
+        <w:p>
+          <w:pPr>
+            <w:pStyle w:val="Sumrio3"/>
+            <w:tabs>
+              <w:tab w:val="right" w:leader="dot" w:pos="8630"/>
+            </w:tabs>
+            <w:rPr>
+              <w:noProof/>
+              <w:kern w:val="2"/>
+              <w:sz w:val="24"/>
+              <w:szCs w:val="24"/>
+              <w:lang w:val="pt-BR" w:eastAsia="pt-BR"/>
+              <w14:ligatures w14:val="standardContextual"/>
+            </w:rPr>
+          </w:pPr>
+          <w:hyperlink w:anchor="_Toc216769063" w:history="1">
+            <w:r>
+              <w:rPr>
+                <w:rStyle w:val="Hyperlink"/>
+                <w:rFonts w:ascii="Times New Roman" w:eastAsia="Times New Roman" w:hAnsi="Times New Roman" w:cs="Times New Roman"/>
+                <w:b/>
+                <w:bCs/>
+                <w:noProof/>
+                <w:lang w:val="pt-BR" w:eastAsia="pt-BR"/>
+              </w:rPr>
+              <w:t>2.1 Arquitetura de Software</w:t>
+            </w:r>
+            <w:r>
+              <w:rPr>
+                <w:noProof/>
+                <w:webHidden/>
+              </w:rPr>
+              <w:tab/>
+            </w:r>
+            <w:r>
+              <w:rPr>
+                <w:noProof/>
+                <w:webHidden/>
+              </w:rPr>
+              <w:fldChar w:fldCharType="begin"/>
+            </w:r>
+            <w:r>
+              <w:rPr>
+                <w:noProof/>
+                <w:webHidden/>
+              </w:rPr>
+              <w:instrText xml:space="preserve"> PAGEREF _Toc216769063 \h </w:instrText>
+            </w:r>
+            <w:r>
+              <w:rPr>
+                <w:noProof/>
+                <w:webHidden/>
+              </w:rPr>
+            </w:r>
+            <w:r>
+              <w:rPr>
+                <w:noProof/>
+                <w:webHidden/>
+              </w:rPr>
+              <w:fldChar w:fldCharType="separate"/>
+            </w:r>
+            <w:r>
+              <w:rPr>
+                <w:noProof/>
+                <w:webHidden/>
+              </w:rPr>
+              <w:t>3</w:t>
+            </w:r>
+            <w:r>
+              <w:rPr>
+                <w:noProof/>
+                <w:webHidden/>
+              </w:rPr>
+              <w:fldChar w:fldCharType="end"/>
+            </w:r>
+          </w:hyperlink>
+        </w:p>
+        <w:p>
+          <w:pPr>
+            <w:pStyle w:val="Sumrio3"/>
+            <w:tabs>
+              <w:tab w:val="right" w:leader="dot" w:pos="8630"/>
+            </w:tabs>
+            <w:rPr>
+              <w:noProof/>
+              <w:kern w:val="2"/>
+              <w:sz w:val="24"/>
+              <w:szCs w:val="24"/>
+              <w:lang w:val="pt-BR" w:eastAsia="pt-BR"/>
+              <w14:ligatures w14:val="standardContextual"/>
+            </w:rPr>
+          </w:pPr>
+          <w:hyperlink w:anchor="_Toc216769064" w:history="1">
+            <w:r>
+              <w:rPr>
+                <w:rStyle w:val="Hyperlink"/>
+                <w:rFonts w:ascii="Times New Roman" w:eastAsia="Times New Roman" w:hAnsi="Times New Roman" w:cs="Times New Roman"/>
+                <w:b/>
+                <w:bCs/>
+                <w:noProof/>
+                <w:lang w:val="pt-BR" w:eastAsia="pt-BR"/>
+              </w:rPr>
+              <w:t>2.2 Uso do FreeRTOS</w:t>
+            </w:r>
+            <w:r>
+              <w:rPr>
+                <w:noProof/>
+                <w:webHidden/>
+              </w:rPr>
+              <w:tab/>
+            </w:r>
+            <w:r>
+              <w:rPr>
+                <w:noProof/>
+                <w:webHidden/>
+              </w:rPr>
+              <w:fldChar w:fldCharType="begin"/>
+            </w:r>
+            <w:r>
+              <w:rPr>
+                <w:noProof/>
+                <w:webHidden/>
+              </w:rPr>
+              <w:instrText xml:space="preserve"> PAGEREF _Toc216769064 \h </w:instrText>
+            </w:r>
+            <w:r>
+              <w:rPr>
+                <w:noProof/>
+                <w:webHidden/>
+              </w:rPr>
+            </w:r>
+            <w:r>
+              <w:rPr>
+                <w:noProof/>
+                <w:webHidden/>
+              </w:rPr>
+              <w:fldChar w:fldCharType="separate"/>
+            </w:r>
+            <w:r>
+              <w:rPr>
+                <w:noProof/>
+                <w:webHidden/>
+              </w:rPr>
+              <w:t>4</w:t>
+            </w:r>
+            <w:r>
+              <w:rPr>
+                <w:noProof/>
+                <w:webHidden/>
+              </w:rPr>
+              <w:fldChar w:fldCharType="end"/>
+            </w:r>
+          </w:hyperlink>
+        </w:p>
+        <w:p>
+          <w:pPr>
+            <w:pStyle w:val="Sumrio1"/>
+            <w:tabs>
+              <w:tab w:val="right" w:leader="dot" w:pos="8630"/>
+            </w:tabs>
+            <w:rPr>
+              <w:noProof/>
+              <w:kern w:val="2"/>
+              <w:sz w:val="24"/>
+              <w:szCs w:val="24"/>
+              <w:lang w:val="pt-BR" w:eastAsia="pt-BR"/>
+              <w14:ligatures w14:val="standardContextual"/>
+            </w:rPr>
+          </w:pPr>
+          <w:hyperlink w:anchor="_Toc216769065" w:history="1">
+            <w:r>
+              <w:rPr>
+                <w:rStyle w:val="Hyperlink"/>
+                <w:noProof/>
+                <w:lang w:val="pt-BR"/>
+              </w:rPr>
+              <w:t>3. Hardware</w:t>
+            </w:r>
+            <w:r>
+              <w:rPr>
+                <w:noProof/>
+                <w:webHidden/>
+              </w:rPr>
+              <w:tab/>
+            </w:r>
+            <w:r>
+              <w:rPr>
+                <w:noProof/>
+                <w:webHidden/>
+              </w:rPr>
+              <w:fldChar w:fldCharType="begin"/>
+            </w:r>
+            <w:r>
+              <w:rPr>
+                <w:noProof/>
+                <w:webHidden/>
+              </w:rPr>
+              <w:instrText xml:space="preserve"> PAGEREF _Toc216769065 \h </w:instrText>
+            </w:r>
+            <w:r>
+              <w:rPr>
+                <w:noProof/>
+                <w:webHidden/>
+              </w:rPr>
+            </w:r>
+            <w:r>
+              <w:rPr>
+                <w:noProof/>
+                <w:webHidden/>
+              </w:rPr>
+              <w:fldChar w:fldCharType="separate"/>
+            </w:r>
+            <w:r>
+              <w:rPr>
+                <w:noProof/>
+                <w:webHidden/>
+              </w:rPr>
+              <w:t>5</w:t>
+            </w:r>
+            <w:r>
+              <w:rPr>
+                <w:noProof/>
+                <w:webHidden/>
+              </w:rPr>
+              <w:fldChar w:fldCharType="end"/>
+            </w:r>
+          </w:hyperlink>
+        </w:p>
+        <w:p>
+          <w:pPr>
+            <w:pStyle w:val="Sumrio1"/>
+            <w:tabs>
+              <w:tab w:val="right" w:leader="dot" w:pos="8630"/>
+            </w:tabs>
+            <w:rPr>
+              <w:noProof/>
+              <w:kern w:val="2"/>
+              <w:sz w:val="24"/>
+              <w:szCs w:val="24"/>
+              <w:lang w:val="pt-BR" w:eastAsia="pt-BR"/>
+              <w14:ligatures w14:val="standardContextual"/>
+            </w:rPr>
+          </w:pPr>
+          <w:hyperlink w:anchor="_Toc216769066" w:history="1">
+            <w:r>
+              <w:rPr>
+                <w:rStyle w:val="Hyperlink"/>
+                <w:noProof/>
+                <w:lang w:val="pt-BR"/>
+              </w:rPr>
+              <w:t>4. IoT</w:t>
+            </w:r>
+            <w:r>
+              <w:rPr>
+                <w:noProof/>
+                <w:webHidden/>
+              </w:rPr>
+              <w:tab/>
+            </w:r>
+            <w:r>
+              <w:rPr>
+                <w:noProof/>
+                <w:webHidden/>
+              </w:rPr>
+              <w:fldChar w:fldCharType="begin"/>
+            </w:r>
+            <w:r>
+              <w:rPr>
+                <w:noProof/>
+                <w:webHidden/>
+              </w:rPr>
+              <w:instrText xml:space="preserve"> PAGEREF _Toc216769066 \h </w:instrText>
+            </w:r>
+            <w:r>
+              <w:rPr>
+                <w:noProof/>
+                <w:webHidden/>
+              </w:rPr>
+            </w:r>
+            <w:r>
+              <w:rPr>
+                <w:noProof/>
+                <w:webHidden/>
+              </w:rPr>
+              <w:fldChar w:fldCharType="separate"/>
+            </w:r>
+            <w:r>
+              <w:rPr>
+                <w:noProof/>
+                <w:webHidden/>
+              </w:rPr>
+              <w:t>9</w:t>
+            </w:r>
+            <w:r>
+              <w:rPr>
+                <w:noProof/>
+                <w:webHidden/>
+              </w:rPr>
+              <w:fldChar w:fldCharType="end"/>
+            </w:r>
+          </w:hyperlink>
+        </w:p>
+        <w:p>
+          <w:pPr>
+            <w:pStyle w:val="Sumrio1"/>
+            <w:tabs>
+              <w:tab w:val="right" w:leader="dot" w:pos="8630"/>
+            </w:tabs>
+            <w:rPr>
+              <w:noProof/>
+              <w:kern w:val="2"/>
+              <w:sz w:val="24"/>
+              <w:szCs w:val="24"/>
+              <w:lang w:val="pt-BR" w:eastAsia="pt-BR"/>
+              <w14:ligatures w14:val="standardContextual"/>
+            </w:rPr>
+          </w:pPr>
+          <w:hyperlink w:anchor="_Toc216769067" w:history="1">
+            <w:r>
+              <w:rPr>
+                <w:rStyle w:val="Hyperlink"/>
+                <w:noProof/>
+                <w:lang w:val="pt-BR"/>
+              </w:rPr>
+              <w:t>5. Problemas Encontrados e Soluções Adotadas</w:t>
+            </w:r>
+            <w:r>
+              <w:rPr>
+                <w:noProof/>
+                <w:webHidden/>
+              </w:rPr>
+              <w:tab/>
+            </w:r>
+            <w:r>
+              <w:rPr>
+                <w:noProof/>
+                <w:webHidden/>
+              </w:rPr>
+              <w:fldChar w:fldCharType="begin"/>
+            </w:r>
+            <w:r>
+              <w:rPr>
+                <w:noProof/>
+                <w:webHidden/>
+              </w:rPr>
+              <w:instrText xml:space="preserve"> PAGEREF _Toc216769067 \h </w:instrText>
+            </w:r>
+            <w:r>
+              <w:rPr>
+                <w:noProof/>
+                <w:webHidden/>
+              </w:rPr>
+            </w:r>
+            <w:r>
+              <w:rPr>
+                <w:noProof/>
+                <w:webHidden/>
+              </w:rPr>
+              <w:fldChar w:fldCharType="separate"/>
+            </w:r>
+            <w:r>
+              <w:rPr>
+                <w:noProof/>
+                <w:webHidden/>
+              </w:rPr>
+              <w:t>9</w:t>
+            </w:r>
+            <w:r>
+              <w:rPr>
+                <w:noProof/>
+                <w:webHidden/>
+              </w:rPr>
+              <w:fldChar w:fldCharType="end"/>
+            </w:r>
+          </w:hyperlink>
+        </w:p>
+        <w:p>
+          <w:pPr>
+            <w:pStyle w:val="Sumrio3"/>
+            <w:tabs>
+              <w:tab w:val="right" w:leader="dot" w:pos="8630"/>
+            </w:tabs>
+            <w:rPr>
+              <w:noProof/>
+              <w:kern w:val="2"/>
+              <w:sz w:val="24"/>
+              <w:szCs w:val="24"/>
+              <w:lang w:val="pt-BR" w:eastAsia="pt-BR"/>
+              <w14:ligatures w14:val="standardContextual"/>
+            </w:rPr>
+          </w:pPr>
+          <w:hyperlink w:anchor="_Toc216769068" w:history="1">
+            <w:r>
+              <w:rPr>
+                <w:rStyle w:val="Hyperlink"/>
+                <w:rFonts w:ascii="Times New Roman" w:eastAsia="Times New Roman" w:hAnsi="Times New Roman" w:cs="Times New Roman"/>
+                <w:b/>
+                <w:bCs/>
+                <w:noProof/>
+                <w:lang w:val="pt-BR" w:eastAsia="pt-BR"/>
+              </w:rPr>
+              <w:t>5.1 Problema com o Módulo HLW8032</w:t>
+            </w:r>
+            <w:r>
+              <w:rPr>
+                <w:noProof/>
+                <w:webHidden/>
+              </w:rPr>
+              <w:tab/>
+            </w:r>
+            <w:r>
+              <w:rPr>
+                <w:noProof/>
+                <w:webHidden/>
+              </w:rPr>
+              <w:fldChar w:fldCharType="begin"/>
+            </w:r>
+            <w:r>
+              <w:rPr>
+                <w:noProof/>
+                <w:webHidden/>
+              </w:rPr>
+              <w:instrText xml:space="preserve"> PAGEREF _Toc216769068 \h </w:instrText>
+            </w:r>
+            <w:r>
+              <w:rPr>
+                <w:noProof/>
+                <w:webHidden/>
+              </w:rPr>
+            </w:r>
+            <w:r>
+              <w:rPr>
+                <w:noProof/>
+                <w:webHidden/>
+              </w:rPr>
+              <w:fldChar w:fldCharType="separate"/>
+            </w:r>
+            <w:r>
+              <w:rPr>
+                <w:noProof/>
+                <w:webHidden/>
+              </w:rPr>
+              <w:t>9</w:t>
+            </w:r>
+            <w:r>
+              <w:rPr>
+                <w:noProof/>
+                <w:webHidden/>
+              </w:rPr>
+              <w:fldChar w:fldCharType="end"/>
+            </w:r>
+          </w:hyperlink>
+        </w:p>
+        <w:p>
+          <w:pPr>
+            <w:pStyle w:val="Sumrio3"/>
+            <w:tabs>
+              <w:tab w:val="right" w:leader="dot" w:pos="8630"/>
+            </w:tabs>
+            <w:rPr>
+              <w:noProof/>
+              <w:kern w:val="2"/>
+              <w:sz w:val="24"/>
+              <w:szCs w:val="24"/>
+              <w:lang w:val="pt-BR" w:eastAsia="pt-BR"/>
+              <w14:ligatures w14:val="standardContextual"/>
+            </w:rPr>
+          </w:pPr>
+          <w:hyperlink w:anchor="_Toc216769069" w:history="1">
+            <w:r>
+              <w:rPr>
+                <w:rStyle w:val="Hyperlink"/>
+                <w:rFonts w:ascii="Times New Roman" w:eastAsia="Times New Roman" w:hAnsi="Times New Roman" w:cs="Times New Roman"/>
+                <w:b/>
+                <w:bCs/>
+                <w:noProof/>
+                <w:lang w:val="pt-BR" w:eastAsia="pt-BR"/>
+              </w:rPr>
+              <w:t>5.2 Solução Adotada: Substituição pelo PZEM-004T</w:t>
+            </w:r>
+            <w:r>
+              <w:rPr>
+                <w:noProof/>
+                <w:webHidden/>
+              </w:rPr>
+              <w:tab/>
+            </w:r>
+            <w:r>
+              <w:rPr>
+                <w:noProof/>
+                <w:webHidden/>
+              </w:rPr>
+              <w:fldChar w:fldCharType="begin"/>
+            </w:r>
+            <w:r>
+              <w:rPr>
+                <w:noProof/>
+                <w:webHidden/>
+              </w:rPr>
+              <w:instrText xml:space="preserve"> PAGEREF _Toc216769069 \h </w:instrText>
+            </w:r>
+            <w:r>
+              <w:rPr>
+                <w:noProof/>
+                <w:webHidden/>
+              </w:rPr>
+            </w:r>
+            <w:r>
+              <w:rPr>
+                <w:noProof/>
+                <w:webHidden/>
+              </w:rPr>
+              <w:fldChar w:fldCharType="separate"/>
+            </w:r>
+            <w:r>
+              <w:rPr>
+                <w:noProof/>
+                <w:webHidden/>
+              </w:rPr>
+              <w:t>10</w:t>
+            </w:r>
+            <w:r>
+              <w:rPr>
+                <w:noProof/>
+                <w:webHidden/>
+              </w:rPr>
+              <w:fldChar w:fldCharType="end"/>
+            </w:r>
+          </w:hyperlink>
+        </w:p>
+        <w:p>
+          <w:pPr>
+            <w:pStyle w:val="Sumrio1"/>
+            <w:tabs>
+              <w:tab w:val="right" w:leader="dot" w:pos="8630"/>
+            </w:tabs>
+            <w:rPr>
+              <w:noProof/>
+              <w:kern w:val="2"/>
+              <w:sz w:val="24"/>
+              <w:szCs w:val="24"/>
+              <w:lang w:val="pt-BR" w:eastAsia="pt-BR"/>
+              <w14:ligatures w14:val="standardContextual"/>
+            </w:rPr>
+          </w:pPr>
+          <w:hyperlink w:anchor="_Toc216769070" w:history="1">
+            <w:r>
+              <w:rPr>
+                <w:rStyle w:val="Hyperlink"/>
+                <w:noProof/>
+                <w:lang w:val="pt-BR"/>
+              </w:rPr>
+              <w:t>6. Desenvolvimento de Bibliotecas</w:t>
+            </w:r>
+            <w:r>
+              <w:rPr>
+                <w:noProof/>
+                <w:webHidden/>
+              </w:rPr>
+              <w:tab/>
+            </w:r>
+            <w:r>
+              <w:rPr>
+                <w:noProof/>
+                <w:webHidden/>
+              </w:rPr>
+              <w:fldChar w:fldCharType="begin"/>
+            </w:r>
+            <w:r>
+              <w:rPr>
+                <w:noProof/>
+                <w:webHidden/>
+              </w:rPr>
+              <w:instrText xml:space="preserve"> PAGEREF _Toc216769070 \h </w:instrText>
+            </w:r>
+            <w:r>
+              <w:rPr>
+                <w:noProof/>
+                <w:webHidden/>
+              </w:rPr>
+            </w:r>
+            <w:r>
+              <w:rPr>
+                <w:noProof/>
+                <w:webHidden/>
+              </w:rPr>
+              <w:fldChar w:fldCharType="separate"/>
+            </w:r>
+            <w:r>
+              <w:rPr>
+                <w:noProof/>
+                <w:webHidden/>
+              </w:rPr>
+              <w:t>11</w:t>
+            </w:r>
+            <w:r>
+              <w:rPr>
+                <w:noProof/>
+                <w:webHidden/>
+              </w:rPr>
+              <w:fldChar w:fldCharType="end"/>
+            </w:r>
+          </w:hyperlink>
+        </w:p>
+        <w:p>
+          <w:pPr>
+            <w:pStyle w:val="Sumrio3"/>
+            <w:tabs>
+              <w:tab w:val="right" w:leader="dot" w:pos="8630"/>
+            </w:tabs>
+            <w:rPr>
+              <w:noProof/>
+              <w:kern w:val="2"/>
+              <w:sz w:val="24"/>
+              <w:szCs w:val="24"/>
+              <w:lang w:val="pt-BR" w:eastAsia="pt-BR"/>
+              <w14:ligatures w14:val="standardContextual"/>
+            </w:rPr>
+          </w:pPr>
+          <w:hyperlink w:anchor="_Toc216769071" w:history="1">
+            <w:r>
+              <w:rPr>
+                <w:rStyle w:val="Hyperlink"/>
+                <w:rFonts w:ascii="Times New Roman" w:eastAsia="Times New Roman" w:hAnsi="Times New Roman" w:cs="Times New Roman"/>
+                <w:b/>
+                <w:bCs/>
+                <w:noProof/>
+                <w:lang w:val="pt-BR" w:eastAsia="pt-BR"/>
+              </w:rPr>
+              <w:t>6.1 Sensor AHT10</w:t>
+            </w:r>
+            <w:r>
+              <w:rPr>
+                <w:noProof/>
+                <w:webHidden/>
+              </w:rPr>
+              <w:tab/>
+            </w:r>
+            <w:r>
+              <w:rPr>
+                <w:noProof/>
+                <w:webHidden/>
+              </w:rPr>
+              <w:fldChar w:fldCharType="begin"/>
+            </w:r>
+            <w:r>
+              <w:rPr>
+                <w:noProof/>
+                <w:webHidden/>
+              </w:rPr>
+              <w:instrText xml:space="preserve"> PAGEREF _Toc216769071 \h </w:instrText>
+            </w:r>
+            <w:r>
+              <w:rPr>
+                <w:noProof/>
+                <w:webHidden/>
+              </w:rPr>
+            </w:r>
+            <w:r>
+              <w:rPr>
+                <w:noProof/>
+                <w:webHidden/>
+              </w:rPr>
+              <w:fldChar w:fldCharType="separate"/>
+            </w:r>
+            <w:r>
+              <w:rPr>
+                <w:noProof/>
+                <w:webHidden/>
+              </w:rPr>
+              <w:t>11</w:t>
+            </w:r>
+            <w:r>
+              <w:rPr>
+                <w:noProof/>
+                <w:webHidden/>
+              </w:rPr>
+              <w:fldChar w:fldCharType="end"/>
+            </w:r>
+          </w:hyperlink>
+        </w:p>
+        <w:p>
+          <w:pPr>
+            <w:pStyle w:val="Sumrio3"/>
+            <w:tabs>
+              <w:tab w:val="right" w:leader="dot" w:pos="8630"/>
+            </w:tabs>
+            <w:rPr>
+              <w:noProof/>
+              <w:kern w:val="2"/>
+              <w:sz w:val="24"/>
+              <w:szCs w:val="24"/>
+              <w:lang w:val="pt-BR" w:eastAsia="pt-BR"/>
+              <w14:ligatures w14:val="standardContextual"/>
+            </w:rPr>
+          </w:pPr>
+          <w:hyperlink w:anchor="_Toc216769072" w:history="1">
+            <w:r>
+              <w:rPr>
+                <w:rStyle w:val="Hyperlink"/>
+                <w:rFonts w:ascii="Times New Roman" w:eastAsia="Times New Roman" w:hAnsi="Times New Roman" w:cs="Times New Roman"/>
+                <w:b/>
+                <w:bCs/>
+                <w:noProof/>
+                <w:lang w:val="pt-BR" w:eastAsia="pt-BR"/>
+              </w:rPr>
+              <w:t>6.2 RTC DS3231 com EEPROM</w:t>
+            </w:r>
+            <w:r>
+              <w:rPr>
+                <w:noProof/>
+                <w:webHidden/>
+              </w:rPr>
+              <w:tab/>
+            </w:r>
+            <w:r>
+              <w:rPr>
+                <w:noProof/>
+                <w:webHidden/>
+              </w:rPr>
+              <w:fldChar w:fldCharType="begin"/>
+            </w:r>
+            <w:r>
+              <w:rPr>
+                <w:noProof/>
+                <w:webHidden/>
+              </w:rPr>
+              <w:instrText xml:space="preserve"> PAGEREF _Toc216769072 \h </w:instrText>
+            </w:r>
+            <w:r>
+              <w:rPr>
+                <w:noProof/>
+                <w:webHidden/>
+              </w:rPr>
+            </w:r>
+            <w:r>
+              <w:rPr>
+                <w:noProof/>
+                <w:webHidden/>
+              </w:rPr>
+              <w:fldChar w:fldCharType="separate"/>
+            </w:r>
+            <w:r>
+              <w:rPr>
+                <w:noProof/>
+                <w:webHidden/>
+              </w:rPr>
+              <w:t>11</w:t>
+            </w:r>
+            <w:r>
+              <w:rPr>
+                <w:noProof/>
+                <w:webHidden/>
+              </w:rPr>
+              <w:fldChar w:fldCharType="end"/>
+            </w:r>
+          </w:hyperlink>
+        </w:p>
+        <w:p>
+          <w:pPr>
+            <w:pStyle w:val="Sumrio3"/>
+            <w:tabs>
+              <w:tab w:val="right" w:leader="dot" w:pos="8630"/>
+            </w:tabs>
+            <w:rPr>
+              <w:noProof/>
+              <w:kern w:val="2"/>
+              <w:sz w:val="24"/>
+              <w:szCs w:val="24"/>
+              <w:lang w:val="pt-BR" w:eastAsia="pt-BR"/>
+              <w14:ligatures w14:val="standardContextual"/>
+            </w:rPr>
+          </w:pPr>
+          <w:hyperlink w:anchor="_Toc216769073" w:history="1">
+            <w:r>
+              <w:rPr>
+                <w:rStyle w:val="Hyperlink"/>
+                <w:rFonts w:ascii="Times New Roman" w:eastAsia="Times New Roman" w:hAnsi="Times New Roman" w:cs="Times New Roman"/>
+                <w:b/>
+                <w:bCs/>
+                <w:noProof/>
+                <w:lang w:val="pt-BR" w:eastAsia="pt-BR"/>
+              </w:rPr>
+              <w:t>6.3 Display TFT 1,8” ST7735</w:t>
+            </w:r>
+            <w:r>
+              <w:rPr>
+                <w:noProof/>
+                <w:webHidden/>
+              </w:rPr>
+              <w:tab/>
+            </w:r>
+            <w:r>
+              <w:rPr>
+                <w:noProof/>
+                <w:webHidden/>
+              </w:rPr>
+              <w:fldChar w:fldCharType="begin"/>
+            </w:r>
+            <w:r>
+              <w:rPr>
+                <w:noProof/>
+                <w:webHidden/>
+              </w:rPr>
+              <w:instrText xml:space="preserve"> PAGEREF _Toc216769073 \h </w:instrText>
+            </w:r>
+            <w:r>
+              <w:rPr>
+                <w:noProof/>
+                <w:webHidden/>
+              </w:rPr>
+            </w:r>
+            <w:r>
+              <w:rPr>
+                <w:noProof/>
+                <w:webHidden/>
+              </w:rPr>
+              <w:fldChar w:fldCharType="separate"/>
+            </w:r>
+            <w:r>
+              <w:rPr>
+                <w:noProof/>
+                <w:webHidden/>
+              </w:rPr>
+              <w:t>11</w:t>
+            </w:r>
+            <w:r>
+              <w:rPr>
+                <w:noProof/>
+                <w:webHidden/>
+              </w:rPr>
+              <w:fldChar w:fldCharType="end"/>
+            </w:r>
+          </w:hyperlink>
+        </w:p>
+        <w:p>
+          <w:pPr>
+            <w:pStyle w:val="Sumrio3"/>
+            <w:tabs>
+              <w:tab w:val="right" w:leader="dot" w:pos="8630"/>
+            </w:tabs>
+            <w:rPr>
+              <w:noProof/>
+              <w:kern w:val="2"/>
+              <w:sz w:val="24"/>
+              <w:szCs w:val="24"/>
+              <w:lang w:val="pt-BR" w:eastAsia="pt-BR"/>
+              <w14:ligatures w14:val="standardContextual"/>
+            </w:rPr>
+          </w:pPr>
+          <w:hyperlink w:anchor="_Toc216769074" w:history="1">
+            <w:r>
+              <w:rPr>
+                <w:rStyle w:val="Hyperlink"/>
+                <w:rFonts w:ascii="Times New Roman" w:eastAsia="Times New Roman" w:hAnsi="Times New Roman" w:cs="Times New Roman"/>
+                <w:b/>
+                <w:bCs/>
+                <w:noProof/>
+                <w:lang w:val="pt-BR" w:eastAsia="pt-BR"/>
+              </w:rPr>
+              <w:t>6.4 Sensor PZEM-0004T</w:t>
+            </w:r>
+            <w:r>
+              <w:rPr>
+                <w:noProof/>
+                <w:webHidden/>
+              </w:rPr>
+              <w:tab/>
+            </w:r>
+            <w:r>
+              <w:rPr>
+                <w:noProof/>
+                <w:webHidden/>
+              </w:rPr>
+              <w:fldChar w:fldCharType="begin"/>
+            </w:r>
+            <w:r>
+              <w:rPr>
+                <w:noProof/>
+                <w:webHidden/>
+              </w:rPr>
+              <w:instrText xml:space="preserve"> PAGEREF _Toc216769074 \h </w:instrText>
+            </w:r>
+            <w:r>
+              <w:rPr>
+                <w:noProof/>
+                <w:webHidden/>
+              </w:rPr>
+            </w:r>
+            <w:r>
+              <w:rPr>
+                <w:noProof/>
+                <w:webHidden/>
+              </w:rPr>
+              <w:fldChar w:fldCharType="separate"/>
+            </w:r>
+            <w:r>
+              <w:rPr>
+                <w:noProof/>
+                <w:webHidden/>
+              </w:rPr>
+              <w:t>12</w:t>
+            </w:r>
+            <w:r>
+              <w:rPr>
+                <w:noProof/>
+                <w:webHidden/>
+              </w:rPr>
+              <w:fldChar w:fldCharType="end"/>
+            </w:r>
+          </w:hyperlink>
+        </w:p>
+        <w:p>
+          <w:pPr>
+            <w:pStyle w:val="Sumrio1"/>
+            <w:tabs>
+              <w:tab w:val="right" w:leader="dot" w:pos="8630"/>
+            </w:tabs>
+            <w:rPr>
+              <w:noProof/>
+              <w:kern w:val="2"/>
+              <w:sz w:val="24"/>
+              <w:szCs w:val="24"/>
+              <w:lang w:val="pt-BR" w:eastAsia="pt-BR"/>
+              <w14:ligatures w14:val="standardContextual"/>
+            </w:rPr>
+          </w:pPr>
+          <w:hyperlink w:anchor="_Toc216769075" w:history="1">
+            <w:r>
+              <w:rPr>
+                <w:rStyle w:val="Hyperlink"/>
+                <w:noProof/>
+                <w:lang w:val="pt-BR"/>
+              </w:rPr>
+              <w:t>7. Próximos Passos</w:t>
+            </w:r>
+            <w:r>
+              <w:rPr>
+                <w:noProof/>
+                <w:webHidden/>
+              </w:rPr>
+              <w:tab/>
+            </w:r>
+            <w:r>
+              <w:rPr>
+                <w:noProof/>
+                <w:webHidden/>
+              </w:rPr>
+              <w:fldChar w:fldCharType="begin"/>
+            </w:r>
+            <w:r>
+              <w:rPr>
+                <w:noProof/>
+                <w:webHidden/>
+              </w:rPr>
+              <w:instrText xml:space="preserve"> PAGEREF _Toc216769075 \h </w:instrText>
+            </w:r>
+            <w:r>
+              <w:rPr>
+                <w:noProof/>
+                <w:webHidden/>
+              </w:rPr>
+            </w:r>
+            <w:r>
+              <w:rPr>
+                <w:noProof/>
+                <w:webHidden/>
+              </w:rPr>
+              <w:fldChar w:fldCharType="separate"/>
+            </w:r>
+            <w:r>
+              <w:rPr>
+                <w:noProof/>
+                <w:webHidden/>
+              </w:rPr>
+              <w:t>12</w:t>
+            </w:r>
+            <w:r>
+              <w:rPr>
+                <w:noProof/>
+                <w:webHidden/>
+              </w:rPr>
+              <w:fldChar w:fldCharType="end"/>
+            </w:r>
+          </w:hyperlink>
+        </w:p>
+        <w:p>
+          <w:r>
+            <w:rPr>
+              <w:b/>
+              <w:bCs/>
+            </w:rPr>
+            <w:fldChar w:fldCharType="end"/>
+          </w:r>
+        </w:p>
+      </w:sdtContent>
+    </w:sdt>
     <w:p>
       <w:pPr>
         <w:jc w:val="center"/>
@@ -406,7 +1592,6 @@
     </w:p>
     <w:p>
       <w:pPr>
-        <w:jc w:val="center"/>
         <w:rPr>
           <w:rFonts w:asciiTheme="majorHAnsi" w:hAnsiTheme="majorHAnsi" w:cstheme="majorHAnsi"/>
           <w:color w:val="1F497D" w:themeColor="text2"/>
@@ -415,194 +1600,99 @@
     </w:p>
     <w:p>
       <w:pPr>
-        <w:jc w:val="center"/>
-        <w:rPr>
-          <w:rFonts w:asciiTheme="majorHAnsi" w:hAnsiTheme="majorHAnsi" w:cstheme="majorHAnsi"/>
-          <w:color w:val="1F497D" w:themeColor="text2"/>
-        </w:rPr>
-      </w:pPr>
+        <w:pStyle w:val="Ttulo1"/>
+        <w:rPr>
+          <w:lang w:val="pt-BR"/>
+        </w:rPr>
+      </w:pPr>
+      <w:bookmarkStart w:id="0" w:name="_Toc216769061"/>
+      <w:r>
+        <w:rPr>
+          <w:lang w:val="pt-BR"/>
+        </w:rPr>
+        <w:lastRenderedPageBreak/>
+        <w:t>1. Resumo da Etapa</w:t>
+      </w:r>
+      <w:bookmarkEnd w:id="0"/>
     </w:p>
     <w:p>
       <w:pPr>
-        <w:jc w:val="center"/>
-        <w:rPr>
-          <w:rFonts w:asciiTheme="majorHAnsi" w:hAnsiTheme="majorHAnsi" w:cstheme="majorHAnsi"/>
-          <w:color w:val="1F497D" w:themeColor="text2"/>
-        </w:rPr>
-      </w:pPr>
+        <w:pStyle w:val="NormalWeb"/>
+        <w:jc w:val="both"/>
+      </w:pPr>
+      <w:r>
+        <w:t xml:space="preserve">Nesta etapa do projeto foi realizado o desenvolvimento e a consolidação da base técnica do sistema de monitoramento de energia elétrica com conectividade IoT. O trabalho envolveu tanto a evolução do </w:t>
+      </w:r>
+      <w:r>
+        <w:rPr>
+          <w:rStyle w:val="Forte"/>
+        </w:rPr>
+        <w:t>firmware</w:t>
+      </w:r>
+      <w:r>
+        <w:t xml:space="preserve">, quanto o início da </w:t>
+      </w:r>
+      <w:r>
+        <w:rPr>
+          <w:rStyle w:val="Forte"/>
+        </w:rPr>
+        <w:t>montagem física do hardware</w:t>
+      </w:r>
+      <w:r>
+        <w:t>, permitindo testes progressivos e validação incremental dos módulos.</w:t>
+      </w:r>
     </w:p>
     <w:p>
       <w:pPr>
-        <w:jc w:val="center"/>
-        <w:rPr>
-          <w:rFonts w:asciiTheme="majorHAnsi" w:hAnsiTheme="majorHAnsi" w:cstheme="majorHAnsi"/>
-          <w:color w:val="1F497D" w:themeColor="text2"/>
-        </w:rPr>
-      </w:pPr>
+        <w:pStyle w:val="NormalWeb"/>
+        <w:jc w:val="both"/>
+      </w:pPr>
+      <w:r>
+        <w:t xml:space="preserve">O firmware encontra-se </w:t>
+      </w:r>
+      <w:r>
+        <w:rPr>
+          <w:rStyle w:val="Forte"/>
+        </w:rPr>
+        <w:t>em desenvolvimento contínuo</w:t>
+      </w:r>
+      <w:r>
+        <w:t>, com foco na modularização do código, estabilidade do sistema e integração gradual dos periféricos. Foram desenvolvidas bibliotecas próprias para sensores ambientais, medição de energia, controle de tempo e interface visual, garantindo maior domínio técnico sobre o funcionamento do sistema.</w:t>
+      </w:r>
     </w:p>
     <w:p>
       <w:pPr>
-        <w:jc w:val="center"/>
-        <w:rPr>
-          <w:rFonts w:asciiTheme="majorHAnsi" w:hAnsiTheme="majorHAnsi" w:cstheme="majorHAnsi"/>
-          <w:color w:val="1F497D" w:themeColor="text2"/>
-        </w:rPr>
-      </w:pPr>
+        <w:pStyle w:val="NormalWeb"/>
+        <w:jc w:val="both"/>
+      </w:pPr>
+      <w:r>
+        <w:t xml:space="preserve">A abordagem adotada nesta fase priorizou confiabilidade, escalabilidade e facilidade de manutenção, preparando o projeto para a etapa de </w:t>
+      </w:r>
+      <w:r>
+        <w:rPr>
+          <w:rStyle w:val="Forte"/>
+        </w:rPr>
+        <w:t>integração final</w:t>
+      </w:r>
+      <w:r>
+        <w:t>, prevista para janeiro de 2026.</w:t>
+      </w:r>
     </w:p>
     <w:p>
       <w:pPr>
-        <w:jc w:val="center"/>
-        <w:rPr>
-          <w:rFonts w:asciiTheme="majorHAnsi" w:hAnsiTheme="majorHAnsi" w:cstheme="majorHAnsi"/>
-          <w:color w:val="1F497D" w:themeColor="text2"/>
-        </w:rPr>
-      </w:pPr>
-    </w:p>
-    <w:p>
-      <w:pPr>
-        <w:jc w:val="center"/>
-        <w:rPr>
-          <w:rFonts w:asciiTheme="majorHAnsi" w:hAnsiTheme="majorHAnsi" w:cstheme="majorHAnsi"/>
-          <w:color w:val="1F497D" w:themeColor="text2"/>
-        </w:rPr>
-      </w:pPr>
-    </w:p>
-    <w:p>
-      <w:pPr>
-        <w:jc w:val="center"/>
-        <w:rPr>
-          <w:rFonts w:asciiTheme="majorHAnsi" w:hAnsiTheme="majorHAnsi" w:cstheme="majorHAnsi"/>
-          <w:color w:val="1F497D" w:themeColor="text2"/>
-        </w:rPr>
-      </w:pPr>
-    </w:p>
-    <w:p>
-      <w:pPr>
-        <w:jc w:val="center"/>
-        <w:rPr>
-          <w:rFonts w:asciiTheme="majorHAnsi" w:hAnsiTheme="majorHAnsi" w:cstheme="majorHAnsi"/>
-          <w:color w:val="1F497D" w:themeColor="text2"/>
-        </w:rPr>
-      </w:pPr>
-    </w:p>
-    <w:p>
-      <w:pPr>
-        <w:jc w:val="center"/>
-        <w:rPr>
-          <w:rFonts w:asciiTheme="majorHAnsi" w:hAnsiTheme="majorHAnsi" w:cstheme="majorHAnsi"/>
-          <w:color w:val="1F497D" w:themeColor="text2"/>
-        </w:rPr>
-      </w:pPr>
-    </w:p>
-    <w:p>
-      <w:pPr>
-        <w:jc w:val="center"/>
-        <w:rPr>
-          <w:rFonts w:asciiTheme="majorHAnsi" w:hAnsiTheme="majorHAnsi" w:cstheme="majorHAnsi"/>
-          <w:color w:val="1F497D" w:themeColor="text2"/>
-        </w:rPr>
-      </w:pPr>
-    </w:p>
-    <w:p>
-      <w:pPr>
-        <w:jc w:val="center"/>
-        <w:rPr>
-          <w:rFonts w:asciiTheme="majorHAnsi" w:hAnsiTheme="majorHAnsi" w:cstheme="majorHAnsi"/>
-          <w:color w:val="1F497D" w:themeColor="text2"/>
-        </w:rPr>
-      </w:pPr>
-    </w:p>
-    <w:p>
-      <w:pPr>
         <w:pStyle w:val="Ttulo1"/>
         <w:rPr>
           <w:lang w:val="pt-BR"/>
         </w:rPr>
       </w:pPr>
+      <w:bookmarkStart w:id="1" w:name="_Toc216769062"/>
       <w:r>
         <w:rPr>
           <w:lang w:val="pt-BR"/>
         </w:rPr>
-        <w:lastRenderedPageBreak/>
-        <w:t>1. Resumo da Etapa</w:t>
-      </w:r>
-    </w:p>
-    <w:p>
-      <w:pPr>
-        <w:pStyle w:val="NormalWeb"/>
-        <w:jc w:val="both"/>
-      </w:pPr>
-      <w:r>
-        <w:t xml:space="preserve">Nesta etapa do projeto foi realizado o desenvolvimento e a consolidação da base técnica do sistema de monitoramento de energia elétrica com conectividade IoT. O trabalho envolveu tanto a evolução do </w:t>
-      </w:r>
-      <w:r>
-        <w:rPr>
-          <w:rStyle w:val="Forte"/>
-        </w:rPr>
-        <w:t>firmware</w:t>
-      </w:r>
-      <w:r>
-        <w:t xml:space="preserve">, quanto o início da </w:t>
-      </w:r>
-      <w:r>
-        <w:rPr>
-          <w:rStyle w:val="Forte"/>
-        </w:rPr>
-        <w:t>montagem física do hardware</w:t>
-      </w:r>
-      <w:r>
-        <w:t>, permitindo testes progressivos e validação incremental dos módulos.</w:t>
-      </w:r>
-    </w:p>
-    <w:p>
-      <w:pPr>
-        <w:pStyle w:val="NormalWeb"/>
-        <w:jc w:val="both"/>
-      </w:pPr>
-      <w:r>
-        <w:t xml:space="preserve">O firmware encontra-se </w:t>
-      </w:r>
-      <w:r>
-        <w:rPr>
-          <w:rStyle w:val="Forte"/>
-        </w:rPr>
-        <w:t>em desenvolvimento contínuo</w:t>
-      </w:r>
-      <w:r>
-        <w:t>, com foco na modularização do código, estabilidade do sistema e integração gradual dos periféricos. Foram desenvolvidas bibliotecas próprias para sensores ambientais, medição de energia, controle de tempo e interface visual, garantindo maior domínio técnico sobre o funcionamento do sistema.</w:t>
-      </w:r>
-    </w:p>
-    <w:p>
-      <w:pPr>
-        <w:pStyle w:val="NormalWeb"/>
-        <w:jc w:val="both"/>
-      </w:pPr>
-      <w:r>
-        <w:t xml:space="preserve">A abordagem adotada nesta fase priorizou confiabilidade, escalabilidade e facilidade de manutenção, preparando o projeto para a etapa de </w:t>
-      </w:r>
-      <w:r>
-        <w:rPr>
-          <w:rStyle w:val="Forte"/>
-        </w:rPr>
-        <w:t>integração final</w:t>
-      </w:r>
-      <w:r>
-        <w:t>, prevista para janeiro de 2026.</w:t>
-      </w:r>
-    </w:p>
-    <w:p>
-      <w:pPr>
-        <w:pStyle w:val="Ttulo1"/>
-        <w:rPr>
-          <w:lang w:val="pt-BR"/>
-        </w:rPr>
-      </w:pPr>
-      <w:r>
-        <w:rPr>
-          <w:lang w:val="pt-BR"/>
-        </w:rPr>
         <w:t>2. Firmware</w:t>
       </w:r>
+      <w:bookmarkEnd w:id="1"/>
     </w:p>
     <w:p>
       <w:pPr>
@@ -663,6 +1753,7 @@
         </w:rPr>
         <w:t xml:space="preserve">, aliado ao </w:t>
       </w:r>
+      <w:proofErr w:type="spellStart"/>
       <w:r>
         <w:rPr>
           <w:rFonts w:ascii="Times New Roman" w:eastAsia="Times New Roman" w:hAnsi="Times New Roman" w:cs="Times New Roman"/>
@@ -674,6 +1765,7 @@
         </w:rPr>
         <w:t>FreeRTOS</w:t>
       </w:r>
+      <w:proofErr w:type="spellEnd"/>
       <w:r>
         <w:rPr>
           <w:rFonts w:ascii="Times New Roman" w:eastAsia="Times New Roman" w:hAnsi="Times New Roman" w:cs="Times New Roman"/>
@@ -697,6 +1789,7 @@
           <w:lang w:val="pt-BR" w:eastAsia="pt-BR"/>
         </w:rPr>
       </w:pPr>
+      <w:bookmarkStart w:id="2" w:name="_Toc216769063"/>
       <w:r>
         <w:rPr>
           <w:rFonts w:ascii="Times New Roman" w:eastAsia="Times New Roman" w:hAnsi="Times New Roman" w:cs="Times New Roman"/>
@@ -708,6 +1801,7 @@
         </w:rPr>
         <w:t>2.1 Arquitetura de Software</w:t>
       </w:r>
+      <w:bookmarkEnd w:id="2"/>
     </w:p>
     <w:p>
       <w:pPr>
@@ -774,6 +1868,7 @@
         </w:rPr>
         <w:t>Aplicação principal (</w:t>
       </w:r>
+      <w:proofErr w:type="spellStart"/>
       <w:r>
         <w:rPr>
           <w:rFonts w:ascii="Courier New" w:eastAsia="Times New Roman" w:hAnsi="Courier New" w:cs="Courier New"/>
@@ -785,6 +1880,7 @@
         </w:rPr>
         <w:t>main.c</w:t>
       </w:r>
+      <w:proofErr w:type="spellEnd"/>
       <w:r>
         <w:rPr>
           <w:rFonts w:ascii="Times New Roman" w:eastAsia="Times New Roman" w:hAnsi="Times New Roman" w:cs="Times New Roman"/>
@@ -804,7 +1900,47 @@
           <w:lang w:val="pt-BR" w:eastAsia="pt-BR"/>
         </w:rPr>
         <w:br/>
-        <w:t>Responsável pela inicialização do sistema, configuração dos periféricos e criação das tasks do FreeRTOS.</w:t>
+        <w:t xml:space="preserve">Responsável pela inicialização do sistema, configuração dos periféricos e criação das </w:t>
+      </w:r>
+      <w:proofErr w:type="spellStart"/>
+      <w:r>
+        <w:rPr>
+          <w:rFonts w:ascii="Times New Roman" w:eastAsia="Times New Roman" w:hAnsi="Times New Roman" w:cs="Times New Roman"/>
+          <w:sz w:val="24"/>
+          <w:szCs w:val="24"/>
+          <w:lang w:val="pt-BR" w:eastAsia="pt-BR"/>
+        </w:rPr>
+        <w:t>tasks</w:t>
+      </w:r>
+      <w:proofErr w:type="spellEnd"/>
+      <w:r>
+        <w:rPr>
+          <w:rFonts w:ascii="Times New Roman" w:eastAsia="Times New Roman" w:hAnsi="Times New Roman" w:cs="Times New Roman"/>
+          <w:sz w:val="24"/>
+          <w:szCs w:val="24"/>
+          <w:lang w:val="pt-BR" w:eastAsia="pt-BR"/>
+        </w:rPr>
+        <w:t xml:space="preserve"> do </w:t>
+      </w:r>
+      <w:proofErr w:type="spellStart"/>
+      <w:r>
+        <w:rPr>
+          <w:rFonts w:ascii="Times New Roman" w:eastAsia="Times New Roman" w:hAnsi="Times New Roman" w:cs="Times New Roman"/>
+          <w:sz w:val="24"/>
+          <w:szCs w:val="24"/>
+          <w:lang w:val="pt-BR" w:eastAsia="pt-BR"/>
+        </w:rPr>
+        <w:t>FreeRTOS</w:t>
+      </w:r>
+      <w:proofErr w:type="spellEnd"/>
+      <w:r>
+        <w:rPr>
+          <w:rFonts w:ascii="Times New Roman" w:eastAsia="Times New Roman" w:hAnsi="Times New Roman" w:cs="Times New Roman"/>
+          <w:sz w:val="24"/>
+          <w:szCs w:val="24"/>
+          <w:lang w:val="pt-BR" w:eastAsia="pt-BR"/>
+        </w:rPr>
+        <w:t>.</w:t>
       </w:r>
     </w:p>
     <w:p>
@@ -876,7 +2012,27 @@
           <w:lang w:val="pt-BR" w:eastAsia="pt-BR"/>
         </w:rPr>
         <w:br/>
-        <w:t>Responsável pela comunicação com o broker MQTT, utilizando uma arquitetura assíncrona baseada em filas, evitando bloqueios nas tasks de aquisição de dados.</w:t>
+        <w:t xml:space="preserve">Responsável pela comunicação com o broker MQTT, utilizando uma arquitetura assíncrona baseada em filas, evitando bloqueios nas </w:t>
+      </w:r>
+      <w:proofErr w:type="spellStart"/>
+      <w:r>
+        <w:rPr>
+          <w:rFonts w:ascii="Times New Roman" w:eastAsia="Times New Roman" w:hAnsi="Times New Roman" w:cs="Times New Roman"/>
+          <w:sz w:val="24"/>
+          <w:szCs w:val="24"/>
+          <w:lang w:val="pt-BR" w:eastAsia="pt-BR"/>
+        </w:rPr>
+        <w:t>tasks</w:t>
+      </w:r>
+      <w:proofErr w:type="spellEnd"/>
+      <w:r>
+        <w:rPr>
+          <w:rFonts w:ascii="Times New Roman" w:eastAsia="Times New Roman" w:hAnsi="Times New Roman" w:cs="Times New Roman"/>
+          <w:sz w:val="24"/>
+          <w:szCs w:val="24"/>
+          <w:lang w:val="pt-BR" w:eastAsia="pt-BR"/>
+        </w:rPr>
+        <w:t xml:space="preserve"> de aquisição de dados.</w:t>
       </w:r>
     </w:p>
     <w:p>
@@ -1037,6 +2193,7 @@
           <w:lang w:val="pt-BR" w:eastAsia="pt-BR"/>
         </w:rPr>
       </w:pPr>
+      <w:bookmarkStart w:id="3" w:name="_Toc216769064"/>
       <w:r>
         <w:rPr>
           <w:rFonts w:ascii="Times New Roman" w:eastAsia="Times New Roman" w:hAnsi="Times New Roman" w:cs="Times New Roman"/>
@@ -1046,8 +2203,22 @@
           <w:szCs w:val="27"/>
           <w:lang w:val="pt-BR" w:eastAsia="pt-BR"/>
         </w:rPr>
-        <w:t>2.2 Uso do FreeRTOS</w:t>
-      </w:r>
+        <w:t xml:space="preserve">2.2 Uso do </w:t>
+      </w:r>
+      <w:proofErr w:type="spellStart"/>
+      <w:r>
+        <w:rPr>
+          <w:rFonts w:ascii="Times New Roman" w:eastAsia="Times New Roman" w:hAnsi="Times New Roman" w:cs="Times New Roman"/>
+          <w:b/>
+          <w:bCs/>
+          <w:sz w:val="27"/>
+          <w:szCs w:val="27"/>
+          <w:lang w:val="pt-BR" w:eastAsia="pt-BR"/>
+        </w:rPr>
+        <w:t>FreeRTOS</w:t>
+      </w:r>
+      <w:bookmarkEnd w:id="3"/>
+      <w:proofErr w:type="spellEnd"/>
     </w:p>
     <w:p>
       <w:pPr>
@@ -1066,7 +2237,27 @@
           <w:szCs w:val="24"/>
           <w:lang w:val="pt-BR" w:eastAsia="pt-BR"/>
         </w:rPr>
-        <w:t>O FreeRTOS foi empregado para:</w:t>
+        <w:t xml:space="preserve">O </w:t>
+      </w:r>
+      <w:proofErr w:type="spellStart"/>
+      <w:r>
+        <w:rPr>
+          <w:rFonts w:ascii="Times New Roman" w:eastAsia="Times New Roman" w:hAnsi="Times New Roman" w:cs="Times New Roman"/>
+          <w:sz w:val="24"/>
+          <w:szCs w:val="24"/>
+          <w:lang w:val="pt-BR" w:eastAsia="pt-BR"/>
+        </w:rPr>
+        <w:t>FreeRTOS</w:t>
+      </w:r>
+      <w:proofErr w:type="spellEnd"/>
+      <w:r>
+        <w:rPr>
+          <w:rFonts w:ascii="Times New Roman" w:eastAsia="Times New Roman" w:hAnsi="Times New Roman" w:cs="Times New Roman"/>
+          <w:sz w:val="24"/>
+          <w:szCs w:val="24"/>
+          <w:lang w:val="pt-BR" w:eastAsia="pt-BR"/>
+        </w:rPr>
+        <w:t xml:space="preserve"> foi empregado para:</w:t>
       </w:r>
     </w:p>
     <w:p>
@@ -1389,8 +2580,39 @@
           <w:szCs w:val="16"/>
           <w:lang w:val="pt-BR" w:eastAsia="pt-BR"/>
         </w:rPr>
-        <w:t>Criação das tasks para uso do FreeRTOS</w:t>
-      </w:r>
+        <w:t xml:space="preserve">Criação das </w:t>
+      </w:r>
+      <w:proofErr w:type="spellStart"/>
+      <w:r>
+        <w:rPr>
+          <w:rFonts w:ascii="Times New Roman" w:eastAsia="Times New Roman" w:hAnsi="Times New Roman" w:cs="Times New Roman"/>
+          <w:sz w:val="16"/>
+          <w:szCs w:val="16"/>
+          <w:lang w:val="pt-BR" w:eastAsia="pt-BR"/>
+        </w:rPr>
+        <w:t>tasks</w:t>
+      </w:r>
+      <w:proofErr w:type="spellEnd"/>
+      <w:r>
+        <w:rPr>
+          <w:rFonts w:ascii="Times New Roman" w:eastAsia="Times New Roman" w:hAnsi="Times New Roman" w:cs="Times New Roman"/>
+          <w:sz w:val="16"/>
+          <w:szCs w:val="16"/>
+          <w:lang w:val="pt-BR" w:eastAsia="pt-BR"/>
+        </w:rPr>
+        <w:t xml:space="preserve"> para uso do </w:t>
+      </w:r>
+      <w:proofErr w:type="spellStart"/>
+      <w:r>
+        <w:rPr>
+          <w:rFonts w:ascii="Times New Roman" w:eastAsia="Times New Roman" w:hAnsi="Times New Roman" w:cs="Times New Roman"/>
+          <w:sz w:val="16"/>
+          <w:szCs w:val="16"/>
+          <w:lang w:val="pt-BR" w:eastAsia="pt-BR"/>
+        </w:rPr>
+        <w:t>FreeRTOS</w:t>
+      </w:r>
+      <w:proofErr w:type="spellEnd"/>
     </w:p>
     <w:p>
       <w:pPr>
@@ -1411,6 +2633,7 @@
         </w:rPr>
         <w:t xml:space="preserve">O uso de </w:t>
       </w:r>
+      <w:proofErr w:type="spellStart"/>
       <w:r>
         <w:rPr>
           <w:rFonts w:ascii="Times New Roman" w:eastAsia="Times New Roman" w:hAnsi="Times New Roman" w:cs="Times New Roman"/>
@@ -1422,6 +2645,7 @@
         </w:rPr>
         <w:t>tasks</w:t>
       </w:r>
+      <w:proofErr w:type="spellEnd"/>
       <w:r>
         <w:rPr>
           <w:rFonts w:ascii="Times New Roman" w:eastAsia="Times New Roman" w:hAnsi="Times New Roman" w:cs="Times New Roman"/>
@@ -1440,7 +2664,31 @@
           <w:szCs w:val="24"/>
           <w:lang w:val="pt-BR" w:eastAsia="pt-BR"/>
         </w:rPr>
-        <w:t>filas (queues)</w:t>
+        <w:t>filas (</w:t>
+      </w:r>
+      <w:proofErr w:type="spellStart"/>
+      <w:r>
+        <w:rPr>
+          <w:rFonts w:ascii="Times New Roman" w:eastAsia="Times New Roman" w:hAnsi="Times New Roman" w:cs="Times New Roman"/>
+          <w:b/>
+          <w:bCs/>
+          <w:sz w:val="24"/>
+          <w:szCs w:val="24"/>
+          <w:lang w:val="pt-BR" w:eastAsia="pt-BR"/>
+        </w:rPr>
+        <w:t>queues</w:t>
+      </w:r>
+      <w:proofErr w:type="spellEnd"/>
+      <w:r>
+        <w:rPr>
+          <w:rFonts w:ascii="Times New Roman" w:eastAsia="Times New Roman" w:hAnsi="Times New Roman" w:cs="Times New Roman"/>
+          <w:b/>
+          <w:bCs/>
+          <w:sz w:val="24"/>
+          <w:szCs w:val="24"/>
+          <w:lang w:val="pt-BR" w:eastAsia="pt-BR"/>
+        </w:rPr>
+        <w:t>)</w:t>
       </w:r>
       <w:r>
         <w:rPr>
@@ -1604,12 +2852,14 @@
           <w:lang w:val="pt-BR"/>
         </w:rPr>
       </w:pPr>
+      <w:bookmarkStart w:id="4" w:name="_Toc216769065"/>
       <w:r>
         <w:rPr>
           <w:lang w:val="pt-BR"/>
         </w:rPr>
         <w:t>3. Hardware</w:t>
       </w:r>
+      <w:bookmarkEnd w:id="4"/>
     </w:p>
     <w:p>
       <w:pPr>
@@ -1751,21 +3001,627 @@
     </w:p>
     <w:p>
       <w:pPr>
-        <w:pStyle w:val="Ttulo1"/>
-        <w:rPr>
-          <w:lang w:val="pt-BR"/>
-        </w:rPr>
-      </w:pPr>
-      <w:r>
-        <w:rPr>
-          <w:lang w:val="pt-BR"/>
-        </w:rPr>
-        <w:t>4. IoT</w:t>
+        <w:pStyle w:val="NormalWeb"/>
+        <w:spacing w:before="0" w:beforeAutospacing="0" w:after="0" w:afterAutospacing="0"/>
+        <w:jc w:val="center"/>
+      </w:pPr>
+      <w:r>
+        <w:rPr>
+          <w:noProof/>
+        </w:rPr>
+        <w:drawing>
+          <wp:inline distT="0" distB="0" distL="0" distR="0" wp14:anchorId="374B1911" wp14:editId="364122A9">
+            <wp:extent cx="3291857" cy="2075318"/>
+            <wp:effectExtent l="0" t="0" r="3810" b="1270"/>
+            <wp:docPr id="794344616" name="Imagem 1"/>
+            <wp:cNvGraphicFramePr>
+              <a:graphicFrameLocks xmlns:a="http://schemas.openxmlformats.org/drawingml/2006/main" noChangeAspect="1"/>
+            </wp:cNvGraphicFramePr>
+            <a:graphic xmlns:a="http://schemas.openxmlformats.org/drawingml/2006/main">
+              <a:graphicData uri="http://schemas.openxmlformats.org/drawingml/2006/picture">
+                <pic:pic xmlns:pic="http://schemas.openxmlformats.org/drawingml/2006/picture">
+                  <pic:nvPicPr>
+                    <pic:cNvPr id="794344616" name="Imagem 794344616"/>
+                    <pic:cNvPicPr/>
+                  </pic:nvPicPr>
+                  <pic:blipFill>
+                    <a:blip r:embed="rId11"/>
+                    <a:stretch>
+                      <a:fillRect/>
+                    </a:stretch>
+                  </pic:blipFill>
+                  <pic:spPr>
+                    <a:xfrm>
+                      <a:off x="0" y="0"/>
+                      <a:ext cx="3297249" cy="2078717"/>
+                    </a:xfrm>
+                    <a:prstGeom prst="rect">
+                      <a:avLst/>
+                    </a:prstGeom>
+                  </pic:spPr>
+                </pic:pic>
+              </a:graphicData>
+            </a:graphic>
+          </wp:inline>
+        </w:drawing>
       </w:r>
     </w:p>
     <w:p>
       <w:pPr>
+        <w:spacing w:before="120" w:after="120" w:line="240" w:lineRule="auto"/>
+        <w:ind w:left="360"/>
+        <w:jc w:val="center"/>
+        <w:rPr>
+          <w:rFonts w:ascii="Times New Roman" w:eastAsia="Times New Roman" w:hAnsi="Times New Roman" w:cs="Times New Roman"/>
+          <w:sz w:val="16"/>
+          <w:szCs w:val="16"/>
+          <w:lang w:val="pt-BR" w:eastAsia="pt-BR"/>
+        </w:rPr>
+      </w:pPr>
+      <w:r>
+        <w:rPr>
+          <w:rFonts w:ascii="Times New Roman" w:eastAsia="Times New Roman" w:hAnsi="Times New Roman" w:cs="Times New Roman"/>
+          <w:sz w:val="16"/>
+          <w:szCs w:val="16"/>
+          <w:lang w:val="pt-BR" w:eastAsia="pt-BR"/>
+        </w:rPr>
+        <w:t xml:space="preserve">Fig. </w:t>
+      </w:r>
+      <w:r>
+        <w:rPr>
+          <w:rFonts w:ascii="Times New Roman" w:eastAsia="Times New Roman" w:hAnsi="Times New Roman" w:cs="Times New Roman"/>
+          <w:sz w:val="16"/>
+          <w:szCs w:val="16"/>
+          <w:lang w:val="pt-BR" w:eastAsia="pt-BR"/>
+        </w:rPr>
+        <w:t>5</w:t>
+      </w:r>
+      <w:r>
+        <w:rPr>
+          <w:rFonts w:ascii="Times New Roman" w:eastAsia="Times New Roman" w:hAnsi="Times New Roman" w:cs="Times New Roman"/>
+          <w:sz w:val="16"/>
+          <w:szCs w:val="16"/>
+          <w:lang w:val="pt-BR" w:eastAsia="pt-BR"/>
+        </w:rPr>
+        <w:t xml:space="preserve"> – </w:t>
+      </w:r>
+      <w:r>
+        <w:rPr>
+          <w:rFonts w:ascii="Times New Roman" w:eastAsia="Times New Roman" w:hAnsi="Times New Roman" w:cs="Times New Roman"/>
+          <w:sz w:val="16"/>
+          <w:szCs w:val="16"/>
+          <w:lang w:val="pt-BR" w:eastAsia="pt-BR"/>
+        </w:rPr>
+        <w:t>Diagrama em blocos – Sujeito a alterações</w:t>
+      </w:r>
+    </w:p>
+    <w:p>
+      <w:pPr>
         <w:pStyle w:val="NormalWeb"/>
+        <w:spacing w:before="0" w:beforeAutospacing="0" w:after="0" w:afterAutospacing="0"/>
+        <w:jc w:val="center"/>
+      </w:pPr>
+      <w:r>
+        <w:drawing>
+          <wp:inline distT="0" distB="0" distL="0" distR="0" wp14:anchorId="6EDF2366" wp14:editId="41251295">
+            <wp:extent cx="5486400" cy="3862705"/>
+            <wp:effectExtent l="0" t="0" r="0" b="4445"/>
+            <wp:docPr id="1059932824" name="Imagem 1"/>
+            <wp:cNvGraphicFramePr>
+              <a:graphicFrameLocks xmlns:a="http://schemas.openxmlformats.org/drawingml/2006/main" noChangeAspect="1"/>
+            </wp:cNvGraphicFramePr>
+            <a:graphic xmlns:a="http://schemas.openxmlformats.org/drawingml/2006/main">
+              <a:graphicData uri="http://schemas.openxmlformats.org/drawingml/2006/picture">
+                <pic:pic xmlns:pic="http://schemas.openxmlformats.org/drawingml/2006/picture">
+                  <pic:nvPicPr>
+                    <pic:cNvPr id="1059932824" name=""/>
+                    <pic:cNvPicPr/>
+                  </pic:nvPicPr>
+                  <pic:blipFill>
+                    <a:blip r:embed="rId12"/>
+                    <a:stretch>
+                      <a:fillRect/>
+                    </a:stretch>
+                  </pic:blipFill>
+                  <pic:spPr>
+                    <a:xfrm>
+                      <a:off x="0" y="0"/>
+                      <a:ext cx="5486400" cy="3862705"/>
+                    </a:xfrm>
+                    <a:prstGeom prst="rect">
+                      <a:avLst/>
+                    </a:prstGeom>
+                  </pic:spPr>
+                </pic:pic>
+              </a:graphicData>
+            </a:graphic>
+          </wp:inline>
+        </w:drawing>
+      </w:r>
+    </w:p>
+    <w:p>
+      <w:pPr>
+        <w:spacing w:before="120" w:after="120" w:line="240" w:lineRule="auto"/>
+        <w:ind w:left="360"/>
+        <w:jc w:val="center"/>
+        <w:rPr>
+          <w:rFonts w:ascii="Times New Roman" w:eastAsia="Times New Roman" w:hAnsi="Times New Roman" w:cs="Times New Roman"/>
+          <w:sz w:val="16"/>
+          <w:szCs w:val="16"/>
+          <w:lang w:val="pt-BR" w:eastAsia="pt-BR"/>
+        </w:rPr>
+      </w:pPr>
+      <w:r>
+        <w:rPr>
+          <w:rFonts w:ascii="Times New Roman" w:eastAsia="Times New Roman" w:hAnsi="Times New Roman" w:cs="Times New Roman"/>
+          <w:sz w:val="16"/>
+          <w:szCs w:val="16"/>
+          <w:lang w:val="pt-BR" w:eastAsia="pt-BR"/>
+        </w:rPr>
+        <w:t xml:space="preserve">Fig. </w:t>
+      </w:r>
+      <w:r>
+        <w:rPr>
+          <w:rFonts w:ascii="Times New Roman" w:eastAsia="Times New Roman" w:hAnsi="Times New Roman" w:cs="Times New Roman"/>
+          <w:sz w:val="16"/>
+          <w:szCs w:val="16"/>
+          <w:lang w:val="pt-BR" w:eastAsia="pt-BR"/>
+        </w:rPr>
+        <w:t>6</w:t>
+      </w:r>
+      <w:r>
+        <w:rPr>
+          <w:rFonts w:ascii="Times New Roman" w:eastAsia="Times New Roman" w:hAnsi="Times New Roman" w:cs="Times New Roman"/>
+          <w:sz w:val="16"/>
+          <w:szCs w:val="16"/>
+          <w:lang w:val="pt-BR" w:eastAsia="pt-BR"/>
+        </w:rPr>
+        <w:t xml:space="preserve"> – </w:t>
+      </w:r>
+      <w:r>
+        <w:rPr>
+          <w:rFonts w:ascii="Times New Roman" w:eastAsia="Times New Roman" w:hAnsi="Times New Roman" w:cs="Times New Roman"/>
+          <w:sz w:val="16"/>
+          <w:szCs w:val="16"/>
+          <w:lang w:val="pt-BR" w:eastAsia="pt-BR"/>
+        </w:rPr>
+        <w:t>Esquemático do projeto</w:t>
+      </w:r>
+      <w:r>
+        <w:rPr>
+          <w:rFonts w:ascii="Times New Roman" w:eastAsia="Times New Roman" w:hAnsi="Times New Roman" w:cs="Times New Roman"/>
+          <w:sz w:val="16"/>
+          <w:szCs w:val="16"/>
+          <w:lang w:val="pt-BR" w:eastAsia="pt-BR"/>
+        </w:rPr>
+        <w:t xml:space="preserve"> – </w:t>
+      </w:r>
+      <w:r>
+        <w:rPr>
+          <w:rFonts w:ascii="Times New Roman" w:eastAsia="Times New Roman" w:hAnsi="Times New Roman" w:cs="Times New Roman"/>
+          <w:sz w:val="16"/>
+          <w:szCs w:val="16"/>
+          <w:lang w:val="pt-BR" w:eastAsia="pt-BR"/>
+        </w:rPr>
+        <w:t>Em construção</w:t>
+      </w:r>
+    </w:p>
+    <w:p>
+      <w:pPr>
+        <w:pStyle w:val="NormalWeb"/>
+        <w:spacing w:before="0" w:beforeAutospacing="0" w:after="0" w:afterAutospacing="0"/>
+        <w:jc w:val="center"/>
+      </w:pPr>
+      <w:r>
+        <w:rPr>
+          <w:noProof/>
+        </w:rPr>
+        <w:lastRenderedPageBreak/>
+        <w:drawing>
+          <wp:inline distT="0" distB="0" distL="0" distR="0" wp14:anchorId="6C8E77C3" wp14:editId="5BAF05B4">
+            <wp:extent cx="3483090" cy="4645554"/>
+            <wp:effectExtent l="9525" t="0" r="0" b="0"/>
+            <wp:docPr id="649675474" name="Imagem 2"/>
+            <wp:cNvGraphicFramePr>
+              <a:graphicFrameLocks xmlns:a="http://schemas.openxmlformats.org/drawingml/2006/main" noChangeAspect="1"/>
+            </wp:cNvGraphicFramePr>
+            <a:graphic xmlns:a="http://schemas.openxmlformats.org/drawingml/2006/main">
+              <a:graphicData uri="http://schemas.openxmlformats.org/drawingml/2006/picture">
+                <pic:pic xmlns:pic="http://schemas.openxmlformats.org/drawingml/2006/picture">
+                  <pic:nvPicPr>
+                    <pic:cNvPr id="649675474" name="Imagem 649675474"/>
+                    <pic:cNvPicPr/>
+                  </pic:nvPicPr>
+                  <pic:blipFill>
+                    <a:blip r:embed="rId13"/>
+                    <a:stretch>
+                      <a:fillRect/>
+                    </a:stretch>
+                  </pic:blipFill>
+                  <pic:spPr>
+                    <a:xfrm rot="16200000">
+                      <a:off x="0" y="0"/>
+                      <a:ext cx="3509454" cy="4680717"/>
+                    </a:xfrm>
+                    <a:prstGeom prst="rect">
+                      <a:avLst/>
+                    </a:prstGeom>
+                  </pic:spPr>
+                </pic:pic>
+              </a:graphicData>
+            </a:graphic>
+          </wp:inline>
+        </w:drawing>
+      </w:r>
+    </w:p>
+    <w:p>
+      <w:pPr>
+        <w:spacing w:before="120" w:after="120" w:line="240" w:lineRule="auto"/>
+        <w:ind w:left="360"/>
+        <w:jc w:val="center"/>
+        <w:rPr>
+          <w:rFonts w:ascii="Times New Roman" w:eastAsia="Times New Roman" w:hAnsi="Times New Roman" w:cs="Times New Roman"/>
+          <w:sz w:val="16"/>
+          <w:szCs w:val="16"/>
+          <w:lang w:val="pt-BR" w:eastAsia="pt-BR"/>
+        </w:rPr>
+      </w:pPr>
+      <w:r>
+        <w:rPr>
+          <w:rFonts w:ascii="Times New Roman" w:eastAsia="Times New Roman" w:hAnsi="Times New Roman" w:cs="Times New Roman"/>
+          <w:sz w:val="16"/>
+          <w:szCs w:val="16"/>
+          <w:lang w:val="pt-BR" w:eastAsia="pt-BR"/>
+        </w:rPr>
+        <w:t xml:space="preserve">Fig. </w:t>
+      </w:r>
+      <w:r>
+        <w:rPr>
+          <w:rFonts w:ascii="Times New Roman" w:eastAsia="Times New Roman" w:hAnsi="Times New Roman" w:cs="Times New Roman"/>
+          <w:sz w:val="16"/>
+          <w:szCs w:val="16"/>
+          <w:lang w:val="pt-BR" w:eastAsia="pt-BR"/>
+        </w:rPr>
+        <w:t>7</w:t>
+      </w:r>
+      <w:r>
+        <w:rPr>
+          <w:rFonts w:ascii="Times New Roman" w:eastAsia="Times New Roman" w:hAnsi="Times New Roman" w:cs="Times New Roman"/>
+          <w:sz w:val="16"/>
+          <w:szCs w:val="16"/>
+          <w:lang w:val="pt-BR" w:eastAsia="pt-BR"/>
+        </w:rPr>
+        <w:t xml:space="preserve"> – </w:t>
+      </w:r>
+      <w:r>
+        <w:rPr>
+          <w:rFonts w:ascii="Times New Roman" w:eastAsia="Times New Roman" w:hAnsi="Times New Roman" w:cs="Times New Roman"/>
+          <w:sz w:val="16"/>
+          <w:szCs w:val="16"/>
+          <w:lang w:val="pt-BR" w:eastAsia="pt-BR"/>
+        </w:rPr>
+        <w:t>Bancada de trabalho</w:t>
+      </w:r>
+    </w:p>
+    <w:p>
+      <w:pPr>
+        <w:pStyle w:val="NormalWeb"/>
+        <w:jc w:val="center"/>
+      </w:pPr>
+      <w:r>
+        <w:rPr>
+          <w:noProof/>
+        </w:rPr>
+        <w:drawing>
+          <wp:inline distT="0" distB="0" distL="0" distR="0" wp14:anchorId="13B1AE6A" wp14:editId="235E32C3">
+            <wp:extent cx="4794636" cy="3597642"/>
+            <wp:effectExtent l="0" t="0" r="6350" b="3175"/>
+            <wp:docPr id="818347558" name="Imagem 3"/>
+            <wp:cNvGraphicFramePr>
+              <a:graphicFrameLocks xmlns:a="http://schemas.openxmlformats.org/drawingml/2006/main" noChangeAspect="1"/>
+            </wp:cNvGraphicFramePr>
+            <a:graphic xmlns:a="http://schemas.openxmlformats.org/drawingml/2006/main">
+              <a:graphicData uri="http://schemas.openxmlformats.org/drawingml/2006/picture">
+                <pic:pic xmlns:pic="http://schemas.openxmlformats.org/drawingml/2006/picture">
+                  <pic:nvPicPr>
+                    <pic:cNvPr id="818347558" name="Imagem 818347558"/>
+                    <pic:cNvPicPr/>
+                  </pic:nvPicPr>
+                  <pic:blipFill>
+                    <a:blip r:embed="rId14"/>
+                    <a:stretch>
+                      <a:fillRect/>
+                    </a:stretch>
+                  </pic:blipFill>
+                  <pic:spPr>
+                    <a:xfrm>
+                      <a:off x="0" y="0"/>
+                      <a:ext cx="4820851" cy="3617312"/>
+                    </a:xfrm>
+                    <a:prstGeom prst="rect">
+                      <a:avLst/>
+                    </a:prstGeom>
+                  </pic:spPr>
+                </pic:pic>
+              </a:graphicData>
+            </a:graphic>
+          </wp:inline>
+        </w:drawing>
+      </w:r>
+    </w:p>
+    <w:p>
+      <w:pPr>
+        <w:spacing w:before="120" w:after="120" w:line="240" w:lineRule="auto"/>
+        <w:ind w:left="360"/>
+        <w:jc w:val="center"/>
+        <w:rPr>
+          <w:rFonts w:ascii="Times New Roman" w:eastAsia="Times New Roman" w:hAnsi="Times New Roman" w:cs="Times New Roman"/>
+          <w:sz w:val="16"/>
+          <w:szCs w:val="16"/>
+          <w:lang w:val="pt-BR" w:eastAsia="pt-BR"/>
+        </w:rPr>
+      </w:pPr>
+      <w:r>
+        <w:rPr>
+          <w:rFonts w:ascii="Times New Roman" w:eastAsia="Times New Roman" w:hAnsi="Times New Roman" w:cs="Times New Roman"/>
+          <w:sz w:val="16"/>
+          <w:szCs w:val="16"/>
+          <w:lang w:val="pt-BR" w:eastAsia="pt-BR"/>
+        </w:rPr>
+        <w:t xml:space="preserve">Fig. </w:t>
+      </w:r>
+      <w:r>
+        <w:rPr>
+          <w:rFonts w:ascii="Times New Roman" w:eastAsia="Times New Roman" w:hAnsi="Times New Roman" w:cs="Times New Roman"/>
+          <w:sz w:val="16"/>
+          <w:szCs w:val="16"/>
+          <w:lang w:val="pt-BR" w:eastAsia="pt-BR"/>
+        </w:rPr>
+        <w:t>8</w:t>
+      </w:r>
+      <w:r>
+        <w:rPr>
+          <w:rFonts w:ascii="Times New Roman" w:eastAsia="Times New Roman" w:hAnsi="Times New Roman" w:cs="Times New Roman"/>
+          <w:sz w:val="16"/>
+          <w:szCs w:val="16"/>
+          <w:lang w:val="pt-BR" w:eastAsia="pt-BR"/>
+        </w:rPr>
+        <w:t xml:space="preserve"> – </w:t>
+      </w:r>
+      <w:r>
+        <w:rPr>
+          <w:rFonts w:ascii="Times New Roman" w:eastAsia="Times New Roman" w:hAnsi="Times New Roman" w:cs="Times New Roman"/>
+          <w:sz w:val="16"/>
+          <w:szCs w:val="16"/>
+          <w:lang w:val="pt-BR" w:eastAsia="pt-BR"/>
+        </w:rPr>
+        <w:t>Montagem da placa do display</w:t>
+      </w:r>
+    </w:p>
+    <w:p>
+      <w:pPr>
+        <w:pStyle w:val="NormalWeb"/>
+        <w:jc w:val="center"/>
+      </w:pPr>
+    </w:p>
+    <w:p>
+      <w:pPr>
+        <w:pStyle w:val="NormalWeb"/>
+        <w:spacing w:before="0" w:beforeAutospacing="0" w:after="0" w:afterAutospacing="0"/>
+        <w:jc w:val="center"/>
+      </w:pPr>
+      <w:r>
+        <w:rPr>
+          <w:noProof/>
+        </w:rPr>
+        <w:lastRenderedPageBreak/>
+        <w:drawing>
+          <wp:inline distT="0" distB="0" distL="0" distR="0" wp14:anchorId="0EBFB426" wp14:editId="4E868F86">
+            <wp:extent cx="3148551" cy="4198068"/>
+            <wp:effectExtent l="0" t="0" r="0" b="0"/>
+            <wp:docPr id="565838039" name="Imagem 4"/>
+            <wp:cNvGraphicFramePr>
+              <a:graphicFrameLocks xmlns:a="http://schemas.openxmlformats.org/drawingml/2006/main" noChangeAspect="1"/>
+            </wp:cNvGraphicFramePr>
+            <a:graphic xmlns:a="http://schemas.openxmlformats.org/drawingml/2006/main">
+              <a:graphicData uri="http://schemas.openxmlformats.org/drawingml/2006/picture">
+                <pic:pic xmlns:pic="http://schemas.openxmlformats.org/drawingml/2006/picture">
+                  <pic:nvPicPr>
+                    <pic:cNvPr id="565838039" name="Imagem 565838039"/>
+                    <pic:cNvPicPr/>
+                  </pic:nvPicPr>
+                  <pic:blipFill>
+                    <a:blip r:embed="rId15"/>
+                    <a:stretch>
+                      <a:fillRect/>
+                    </a:stretch>
+                  </pic:blipFill>
+                  <pic:spPr>
+                    <a:xfrm>
+                      <a:off x="0" y="0"/>
+                      <a:ext cx="3159545" cy="4212726"/>
+                    </a:xfrm>
+                    <a:prstGeom prst="rect">
+                      <a:avLst/>
+                    </a:prstGeom>
+                  </pic:spPr>
+                </pic:pic>
+              </a:graphicData>
+            </a:graphic>
+          </wp:inline>
+        </w:drawing>
+      </w:r>
+    </w:p>
+    <w:p>
+      <w:pPr>
+        <w:spacing w:before="120" w:after="120" w:line="240" w:lineRule="auto"/>
+        <w:ind w:left="360"/>
+        <w:jc w:val="center"/>
+        <w:rPr>
+          <w:rFonts w:ascii="Times New Roman" w:eastAsia="Times New Roman" w:hAnsi="Times New Roman" w:cs="Times New Roman"/>
+          <w:sz w:val="16"/>
+          <w:szCs w:val="16"/>
+          <w:lang w:val="pt-BR" w:eastAsia="pt-BR"/>
+        </w:rPr>
+      </w:pPr>
+      <w:r>
+        <w:rPr>
+          <w:rFonts w:ascii="Times New Roman" w:eastAsia="Times New Roman" w:hAnsi="Times New Roman" w:cs="Times New Roman"/>
+          <w:sz w:val="16"/>
+          <w:szCs w:val="16"/>
+          <w:lang w:val="pt-BR" w:eastAsia="pt-BR"/>
+        </w:rPr>
+        <w:t xml:space="preserve">Fig. </w:t>
+      </w:r>
+      <w:r>
+        <w:rPr>
+          <w:rFonts w:ascii="Times New Roman" w:eastAsia="Times New Roman" w:hAnsi="Times New Roman" w:cs="Times New Roman"/>
+          <w:sz w:val="16"/>
+          <w:szCs w:val="16"/>
+          <w:lang w:val="pt-BR" w:eastAsia="pt-BR"/>
+        </w:rPr>
+        <w:t>9</w:t>
+      </w:r>
+      <w:r>
+        <w:rPr>
+          <w:rFonts w:ascii="Times New Roman" w:eastAsia="Times New Roman" w:hAnsi="Times New Roman" w:cs="Times New Roman"/>
+          <w:sz w:val="16"/>
+          <w:szCs w:val="16"/>
+          <w:lang w:val="pt-BR" w:eastAsia="pt-BR"/>
+        </w:rPr>
+        <w:t xml:space="preserve"> – </w:t>
+      </w:r>
+      <w:r>
+        <w:rPr>
+          <w:rFonts w:ascii="Times New Roman" w:eastAsia="Times New Roman" w:hAnsi="Times New Roman" w:cs="Times New Roman"/>
+          <w:sz w:val="16"/>
+          <w:szCs w:val="16"/>
+          <w:lang w:val="pt-BR" w:eastAsia="pt-BR"/>
+        </w:rPr>
+        <w:t>Testes com o sensor de aquisição dos dados elétricos</w:t>
+      </w:r>
+    </w:p>
+    <w:p>
+      <w:pPr>
+        <w:pStyle w:val="NormalWeb"/>
+        <w:spacing w:before="0" w:beforeAutospacing="0" w:after="0" w:afterAutospacing="0"/>
+        <w:jc w:val="center"/>
+      </w:pPr>
+      <w:r>
+        <w:rPr>
+          <w:noProof/>
+        </w:rPr>
+        <w:drawing>
+          <wp:inline distT="0" distB="0" distL="0" distR="0" wp14:anchorId="54BE9AE2" wp14:editId="2C954DC9">
+            <wp:extent cx="3004108" cy="2253668"/>
+            <wp:effectExtent l="0" t="6033" r="318" b="317"/>
+            <wp:docPr id="1049202765" name="Imagem 5"/>
+            <wp:cNvGraphicFramePr>
+              <a:graphicFrameLocks xmlns:a="http://schemas.openxmlformats.org/drawingml/2006/main" noChangeAspect="1"/>
+            </wp:cNvGraphicFramePr>
+            <a:graphic xmlns:a="http://schemas.openxmlformats.org/drawingml/2006/main">
+              <a:graphicData uri="http://schemas.openxmlformats.org/drawingml/2006/picture">
+                <pic:pic xmlns:pic="http://schemas.openxmlformats.org/drawingml/2006/picture">
+                  <pic:nvPicPr>
+                    <pic:cNvPr id="1049202765" name="Imagem 1049202765"/>
+                    <pic:cNvPicPr/>
+                  </pic:nvPicPr>
+                  <pic:blipFill>
+                    <a:blip r:embed="rId16"/>
+                    <a:stretch>
+                      <a:fillRect/>
+                    </a:stretch>
+                  </pic:blipFill>
+                  <pic:spPr>
+                    <a:xfrm rot="5400000">
+                      <a:off x="0" y="0"/>
+                      <a:ext cx="3012148" cy="2259700"/>
+                    </a:xfrm>
+                    <a:prstGeom prst="rect">
+                      <a:avLst/>
+                    </a:prstGeom>
+                  </pic:spPr>
+                </pic:pic>
+              </a:graphicData>
+            </a:graphic>
+          </wp:inline>
+        </w:drawing>
+      </w:r>
+    </w:p>
+    <w:p>
+      <w:pPr>
+        <w:spacing w:before="120" w:after="120" w:line="240" w:lineRule="auto"/>
+        <w:ind w:left="360"/>
+        <w:jc w:val="center"/>
+        <w:rPr>
+          <w:rFonts w:ascii="Times New Roman" w:eastAsia="Times New Roman" w:hAnsi="Times New Roman" w:cs="Times New Roman"/>
+          <w:sz w:val="16"/>
+          <w:szCs w:val="16"/>
+          <w:lang w:val="pt-BR" w:eastAsia="pt-BR"/>
+        </w:rPr>
+      </w:pPr>
+      <w:r>
+        <w:rPr>
+          <w:rFonts w:ascii="Times New Roman" w:eastAsia="Times New Roman" w:hAnsi="Times New Roman" w:cs="Times New Roman"/>
+          <w:sz w:val="16"/>
+          <w:szCs w:val="16"/>
+          <w:lang w:val="pt-BR" w:eastAsia="pt-BR"/>
+        </w:rPr>
+        <w:t xml:space="preserve">Fig. </w:t>
+      </w:r>
+      <w:r>
+        <w:rPr>
+          <w:rFonts w:ascii="Times New Roman" w:eastAsia="Times New Roman" w:hAnsi="Times New Roman" w:cs="Times New Roman"/>
+          <w:sz w:val="16"/>
+          <w:szCs w:val="16"/>
+          <w:lang w:val="pt-BR" w:eastAsia="pt-BR"/>
+        </w:rPr>
+        <w:t>10</w:t>
+      </w:r>
+      <w:r>
+        <w:rPr>
+          <w:rFonts w:ascii="Times New Roman" w:eastAsia="Times New Roman" w:hAnsi="Times New Roman" w:cs="Times New Roman"/>
+          <w:sz w:val="16"/>
+          <w:szCs w:val="16"/>
+          <w:lang w:val="pt-BR" w:eastAsia="pt-BR"/>
+        </w:rPr>
+        <w:t xml:space="preserve"> – </w:t>
+      </w:r>
+      <w:r>
+        <w:rPr>
+          <w:rFonts w:ascii="Times New Roman" w:eastAsia="Times New Roman" w:hAnsi="Times New Roman" w:cs="Times New Roman"/>
+          <w:sz w:val="16"/>
+          <w:szCs w:val="16"/>
+          <w:lang w:val="pt-BR" w:eastAsia="pt-BR"/>
+        </w:rPr>
+        <w:t>Etapas de montagem - soldagem</w:t>
+      </w:r>
+    </w:p>
+    <w:p>
+      <w:pPr>
+        <w:pStyle w:val="NormalWeb"/>
+      </w:pPr>
+    </w:p>
+    <w:p>
+      <w:pPr>
+        <w:pStyle w:val="Ttulo1"/>
+        <w:rPr>
+          <w:lang w:val="pt-BR"/>
+        </w:rPr>
+      </w:pPr>
+      <w:bookmarkStart w:id="5" w:name="_Toc216769066"/>
+      <w:r>
+        <w:rPr>
+          <w:lang w:val="pt-BR"/>
+        </w:rPr>
+        <w:lastRenderedPageBreak/>
+        <w:t>4. IoT</w:t>
+      </w:r>
+      <w:bookmarkEnd w:id="5"/>
+    </w:p>
+    <w:p>
+      <w:pPr>
+        <w:pStyle w:val="NormalWeb"/>
       </w:pPr>
       <w:r>
         <w:t xml:space="preserve">A camada de IoT do projeto foi implementada utilizando o protocolo </w:t>
@@ -1778,6 +3634,99 @@
       </w:r>
       <w:r>
         <w:t>, escolhido por sua leveza e ampla adoção em sistemas embarcados.</w:t>
+      </w:r>
+    </w:p>
+    <w:p>
+      <w:pPr>
+        <w:pStyle w:val="NormalWeb"/>
+        <w:spacing w:before="0" w:beforeAutospacing="0" w:after="0" w:afterAutospacing="0"/>
+        <w:jc w:val="center"/>
+      </w:pPr>
+      <w:r>
+        <w:drawing>
+          <wp:inline distT="0" distB="0" distL="0" distR="0" wp14:anchorId="17CCB9B5" wp14:editId="23FD0DDA">
+            <wp:extent cx="2715004" cy="933580"/>
+            <wp:effectExtent l="0" t="0" r="9525" b="0"/>
+            <wp:docPr id="2107388500" name="Imagem 1"/>
+            <wp:cNvGraphicFramePr>
+              <a:graphicFrameLocks xmlns:a="http://schemas.openxmlformats.org/drawingml/2006/main" noChangeAspect="1"/>
+            </wp:cNvGraphicFramePr>
+            <a:graphic xmlns:a="http://schemas.openxmlformats.org/drawingml/2006/main">
+              <a:graphicData uri="http://schemas.openxmlformats.org/drawingml/2006/picture">
+                <pic:pic xmlns:pic="http://schemas.openxmlformats.org/drawingml/2006/picture">
+                  <pic:nvPicPr>
+                    <pic:cNvPr id="2107388500" name=""/>
+                    <pic:cNvPicPr/>
+                  </pic:nvPicPr>
+                  <pic:blipFill>
+                    <a:blip r:embed="rId17"/>
+                    <a:stretch>
+                      <a:fillRect/>
+                    </a:stretch>
+                  </pic:blipFill>
+                  <pic:spPr>
+                    <a:xfrm>
+                      <a:off x="0" y="0"/>
+                      <a:ext cx="2715004" cy="933580"/>
+                    </a:xfrm>
+                    <a:prstGeom prst="rect">
+                      <a:avLst/>
+                    </a:prstGeom>
+                  </pic:spPr>
+                </pic:pic>
+              </a:graphicData>
+            </a:graphic>
+          </wp:inline>
+        </w:drawing>
+      </w:r>
+    </w:p>
+    <w:p>
+      <w:pPr>
+        <w:spacing w:before="120" w:after="120" w:line="240" w:lineRule="auto"/>
+        <w:ind w:left="360"/>
+        <w:jc w:val="center"/>
+        <w:rPr>
+          <w:rFonts w:ascii="Times New Roman" w:eastAsia="Times New Roman" w:hAnsi="Times New Roman" w:cs="Times New Roman"/>
+          <w:sz w:val="16"/>
+          <w:szCs w:val="16"/>
+          <w:lang w:val="pt-BR" w:eastAsia="pt-BR"/>
+        </w:rPr>
+      </w:pPr>
+      <w:r>
+        <w:rPr>
+          <w:rFonts w:ascii="Times New Roman" w:eastAsia="Times New Roman" w:hAnsi="Times New Roman" w:cs="Times New Roman"/>
+          <w:sz w:val="16"/>
+          <w:szCs w:val="16"/>
+          <w:lang w:val="pt-BR" w:eastAsia="pt-BR"/>
+        </w:rPr>
+        <w:t>Fig. 1</w:t>
+      </w:r>
+      <w:r>
+        <w:rPr>
+          <w:rFonts w:ascii="Times New Roman" w:eastAsia="Times New Roman" w:hAnsi="Times New Roman" w:cs="Times New Roman"/>
+          <w:sz w:val="16"/>
+          <w:szCs w:val="16"/>
+          <w:lang w:val="pt-BR" w:eastAsia="pt-BR"/>
+        </w:rPr>
+        <w:t>1</w:t>
+      </w:r>
+      <w:r>
+        <w:rPr>
+          <w:rFonts w:ascii="Times New Roman" w:eastAsia="Times New Roman" w:hAnsi="Times New Roman" w:cs="Times New Roman"/>
+          <w:sz w:val="16"/>
+          <w:szCs w:val="16"/>
+          <w:lang w:val="pt-BR" w:eastAsia="pt-BR"/>
+        </w:rPr>
+        <w:t xml:space="preserve"> – </w:t>
+      </w:r>
+      <w:r>
+        <w:rPr>
+          <w:rFonts w:ascii="Times New Roman" w:eastAsia="Times New Roman" w:hAnsi="Times New Roman" w:cs="Times New Roman"/>
+          <w:sz w:val="16"/>
+          <w:szCs w:val="16"/>
+          <w:lang w:val="pt-BR" w:eastAsia="pt-BR"/>
+        </w:rPr>
+        <w:t>Bibliotecas para WiFi e MQTT</w:t>
       </w:r>
     </w:p>
     <w:p>
@@ -1848,33 +3797,137 @@
     <w:p>
       <w:pPr>
         <w:pStyle w:val="NormalWeb"/>
-      </w:pPr>
-      <w:r>
-        <w:t xml:space="preserve">A arquitetura foi projetada para permitir, em etapas futuras, a implementação de </w:t>
-      </w:r>
-      <w:r>
-        <w:rPr>
-          <w:rStyle w:val="Forte"/>
-        </w:rPr>
-        <w:t>segurança com TLS</w:t>
-      </w:r>
-      <w:r>
-        <w:t xml:space="preserve"> e integração com plataformas de visualização e análise de dados.</w:t>
+        <w:spacing w:before="0" w:beforeAutospacing="0" w:after="0" w:afterAutospacing="0"/>
+        <w:jc w:val="center"/>
+      </w:pPr>
+      <w:r>
+        <w:drawing>
+          <wp:inline distT="0" distB="0" distL="0" distR="0" wp14:anchorId="514613F7" wp14:editId="32493B98">
+            <wp:extent cx="3967700" cy="1028098"/>
+            <wp:effectExtent l="0" t="0" r="0" b="635"/>
+            <wp:docPr id="767829642" name="Imagem 1"/>
+            <wp:cNvGraphicFramePr>
+              <a:graphicFrameLocks xmlns:a="http://schemas.openxmlformats.org/drawingml/2006/main" noChangeAspect="1"/>
+            </wp:cNvGraphicFramePr>
+            <a:graphic xmlns:a="http://schemas.openxmlformats.org/drawingml/2006/main">
+              <a:graphicData uri="http://schemas.openxmlformats.org/drawingml/2006/picture">
+                <pic:pic xmlns:pic="http://schemas.openxmlformats.org/drawingml/2006/picture">
+                  <pic:nvPicPr>
+                    <pic:cNvPr id="767829642" name=""/>
+                    <pic:cNvPicPr/>
+                  </pic:nvPicPr>
+                  <pic:blipFill>
+                    <a:blip r:embed="rId18"/>
+                    <a:stretch>
+                      <a:fillRect/>
+                    </a:stretch>
+                  </pic:blipFill>
+                  <pic:spPr>
+                    <a:xfrm>
+                      <a:off x="0" y="0"/>
+                      <a:ext cx="4009156" cy="1038840"/>
+                    </a:xfrm>
+                    <a:prstGeom prst="rect">
+                      <a:avLst/>
+                    </a:prstGeom>
+                  </pic:spPr>
+                </pic:pic>
+              </a:graphicData>
+            </a:graphic>
+          </wp:inline>
+        </w:drawing>
       </w:r>
     </w:p>
     <w:p>
       <w:pPr>
+        <w:spacing w:before="120" w:after="120" w:line="240" w:lineRule="auto"/>
+        <w:ind w:left="360"/>
+        <w:jc w:val="center"/>
+        <w:rPr>
+          <w:rFonts w:ascii="Times New Roman" w:eastAsia="Times New Roman" w:hAnsi="Times New Roman" w:cs="Times New Roman"/>
+          <w:sz w:val="16"/>
+          <w:szCs w:val="16"/>
+          <w:lang w:val="pt-BR" w:eastAsia="pt-BR"/>
+        </w:rPr>
+      </w:pPr>
+      <w:r>
+        <w:rPr>
+          <w:rFonts w:ascii="Times New Roman" w:eastAsia="Times New Roman" w:hAnsi="Times New Roman" w:cs="Times New Roman"/>
+          <w:sz w:val="16"/>
+          <w:szCs w:val="16"/>
+          <w:lang w:val="pt-BR" w:eastAsia="pt-BR"/>
+        </w:rPr>
+        <w:t>Fig. 1</w:t>
+      </w:r>
+      <w:r>
+        <w:rPr>
+          <w:rFonts w:ascii="Times New Roman" w:eastAsia="Times New Roman" w:hAnsi="Times New Roman" w:cs="Times New Roman"/>
+          <w:sz w:val="16"/>
+          <w:szCs w:val="16"/>
+          <w:lang w:val="pt-BR" w:eastAsia="pt-BR"/>
+        </w:rPr>
+        <w:t>2</w:t>
+      </w:r>
+      <w:r>
+        <w:rPr>
+          <w:rFonts w:ascii="Times New Roman" w:eastAsia="Times New Roman" w:hAnsi="Times New Roman" w:cs="Times New Roman"/>
+          <w:sz w:val="16"/>
+          <w:szCs w:val="16"/>
+          <w:lang w:val="pt-BR" w:eastAsia="pt-BR"/>
+        </w:rPr>
+        <w:t xml:space="preserve"> – </w:t>
+      </w:r>
+      <w:r>
+        <w:rPr>
+          <w:rFonts w:ascii="Times New Roman" w:eastAsia="Times New Roman" w:hAnsi="Times New Roman" w:cs="Times New Roman"/>
+          <w:sz w:val="16"/>
+          <w:szCs w:val="16"/>
+          <w:lang w:val="pt-BR" w:eastAsia="pt-BR"/>
+        </w:rPr>
+        <w:t>Teste de envio pelo protocolo</w:t>
+      </w:r>
+      <w:r>
+        <w:rPr>
+          <w:rFonts w:ascii="Times New Roman" w:eastAsia="Times New Roman" w:hAnsi="Times New Roman" w:cs="Times New Roman"/>
+          <w:sz w:val="16"/>
+          <w:szCs w:val="16"/>
+          <w:lang w:val="pt-BR" w:eastAsia="pt-BR"/>
+        </w:rPr>
+        <w:t xml:space="preserve"> MQTT</w:t>
+      </w:r>
+    </w:p>
+    <w:p>
+      <w:pPr>
+        <w:pStyle w:val="NormalWeb"/>
+      </w:pPr>
+      <w:r>
+        <w:t xml:space="preserve">A arquitetura foi projetada para permitir, em etapas futuras, a implementação de </w:t>
+      </w:r>
+      <w:r>
+        <w:rPr>
+          <w:rStyle w:val="Forte"/>
+        </w:rPr>
+        <w:t>segurança com TLS</w:t>
+      </w:r>
+      <w:r>
+        <w:t xml:space="preserve"> e integração com plataformas de visualização e análise de dados.</w:t>
+      </w:r>
+    </w:p>
+    <w:p>
+      <w:pPr>
         <w:pStyle w:val="Ttulo1"/>
         <w:rPr>
           <w:lang w:val="pt-BR"/>
         </w:rPr>
       </w:pPr>
+      <w:bookmarkStart w:id="6" w:name="_Toc216769067"/>
       <w:r>
         <w:rPr>
           <w:lang w:val="pt-BR"/>
         </w:rPr>
         <w:t>5. Problemas Encontrados e Soluções Adotadas</w:t>
       </w:r>
+      <w:bookmarkEnd w:id="6"/>
     </w:p>
     <w:p>
       <w:pPr>
@@ -1889,6 +3942,7 @@
           <w:lang w:val="pt-BR" w:eastAsia="pt-BR"/>
         </w:rPr>
       </w:pPr>
+      <w:bookmarkStart w:id="7" w:name="_Toc216769068"/>
       <w:r>
         <w:rPr>
           <w:rFonts w:ascii="Times New Roman" w:eastAsia="Times New Roman" w:hAnsi="Times New Roman" w:cs="Times New Roman"/>
@@ -1900,6 +3954,7 @@
         </w:rPr>
         <w:t>5.1 Problema com o Módulo HLW8032</w:t>
       </w:r>
+      <w:bookmarkEnd w:id="7"/>
     </w:p>
     <w:p>
       <w:pPr>
@@ -2054,7 +4109,113 @@
           <w:szCs w:val="24"/>
           <w:lang w:val="pt-BR" w:eastAsia="pt-BR"/>
         </w:rPr>
+        <w:lastRenderedPageBreak/>
         <w:t>Esses fatores comprometeram a confiabilidade do sistema e aumentaram o tempo necessário para desenvolvimento.</w:t>
+      </w:r>
+    </w:p>
+    <w:p>
+      <w:pPr>
+        <w:spacing w:after="0" w:line="240" w:lineRule="auto"/>
+        <w:jc w:val="center"/>
+        <w:rPr>
+          <w:rFonts w:ascii="Times New Roman" w:eastAsia="Times New Roman" w:hAnsi="Times New Roman" w:cs="Times New Roman"/>
+          <w:sz w:val="24"/>
+          <w:szCs w:val="24"/>
+          <w:lang w:val="pt-BR" w:eastAsia="pt-BR"/>
+        </w:rPr>
+      </w:pPr>
+      <w:r>
+        <w:rPr>
+          <w:rFonts w:ascii="Times New Roman" w:eastAsia="Times New Roman" w:hAnsi="Times New Roman" w:cs="Times New Roman"/>
+          <w:noProof/>
+          <w:sz w:val="24"/>
+          <w:szCs w:val="24"/>
+          <w:lang w:val="pt-BR" w:eastAsia="pt-BR"/>
+        </w:rPr>
+        <w:drawing>
+          <wp:inline distT="0" distB="0" distL="0" distR="0" wp14:anchorId="313050E6" wp14:editId="750D12E7">
+            <wp:extent cx="2101877" cy="1575435"/>
+            <wp:effectExtent l="0" t="0" r="0" b="5715"/>
+            <wp:docPr id="962923763" name="Imagem 6"/>
+            <wp:cNvGraphicFramePr>
+              <a:graphicFrameLocks xmlns:a="http://schemas.openxmlformats.org/drawingml/2006/main" noChangeAspect="1"/>
+            </wp:cNvGraphicFramePr>
+            <a:graphic xmlns:a="http://schemas.openxmlformats.org/drawingml/2006/main">
+              <a:graphicData uri="http://schemas.openxmlformats.org/drawingml/2006/picture">
+                <pic:pic xmlns:pic="http://schemas.openxmlformats.org/drawingml/2006/picture">
+                  <pic:nvPicPr>
+                    <pic:cNvPr id="962923763" name="Imagem 962923763"/>
+                    <pic:cNvPicPr/>
+                  </pic:nvPicPr>
+                  <pic:blipFill>
+                    <a:blip r:embed="rId19"/>
+                    <a:stretch>
+                      <a:fillRect/>
+                    </a:stretch>
+                  </pic:blipFill>
+                  <pic:spPr>
+                    <a:xfrm>
+                      <a:off x="0" y="0"/>
+                      <a:ext cx="2121009" cy="1589775"/>
+                    </a:xfrm>
+                    <a:prstGeom prst="rect">
+                      <a:avLst/>
+                    </a:prstGeom>
+                  </pic:spPr>
+                </pic:pic>
+              </a:graphicData>
+            </a:graphic>
+          </wp:inline>
+        </w:drawing>
+      </w:r>
+    </w:p>
+    <w:p>
+      <w:pPr>
+        <w:spacing w:before="120" w:after="120" w:line="240" w:lineRule="auto"/>
+        <w:ind w:left="360"/>
+        <w:jc w:val="center"/>
+        <w:rPr>
+          <w:rFonts w:ascii="Times New Roman" w:eastAsia="Times New Roman" w:hAnsi="Times New Roman" w:cs="Times New Roman"/>
+          <w:sz w:val="16"/>
+          <w:szCs w:val="16"/>
+          <w:lang w:val="pt-BR" w:eastAsia="pt-BR"/>
+        </w:rPr>
+      </w:pPr>
+      <w:r>
+        <w:rPr>
+          <w:rFonts w:ascii="Times New Roman" w:eastAsia="Times New Roman" w:hAnsi="Times New Roman" w:cs="Times New Roman"/>
+          <w:sz w:val="16"/>
+          <w:szCs w:val="16"/>
+          <w:lang w:val="pt-BR" w:eastAsia="pt-BR"/>
+        </w:rPr>
+        <w:t>Fig. 1</w:t>
+      </w:r>
+      <w:r>
+        <w:rPr>
+          <w:rFonts w:ascii="Times New Roman" w:eastAsia="Times New Roman" w:hAnsi="Times New Roman" w:cs="Times New Roman"/>
+          <w:sz w:val="16"/>
+          <w:szCs w:val="16"/>
+          <w:lang w:val="pt-BR" w:eastAsia="pt-BR"/>
+        </w:rPr>
+        <w:t>3</w:t>
+      </w:r>
+      <w:r>
+        <w:rPr>
+          <w:rFonts w:ascii="Times New Roman" w:eastAsia="Times New Roman" w:hAnsi="Times New Roman" w:cs="Times New Roman"/>
+          <w:sz w:val="16"/>
+          <w:szCs w:val="16"/>
+          <w:lang w:val="pt-BR" w:eastAsia="pt-BR"/>
+        </w:rPr>
+        <w:t xml:space="preserve"> – </w:t>
+      </w:r>
+      <w:r>
+        <w:rPr>
+          <w:rFonts w:ascii="Times New Roman" w:eastAsia="Times New Roman" w:hAnsi="Times New Roman" w:cs="Times New Roman"/>
+          <w:sz w:val="16"/>
+          <w:szCs w:val="16"/>
+          <w:lang w:val="pt-BR" w:eastAsia="pt-BR"/>
+        </w:rPr>
+        <w:t>Módulo HLW8032</w:t>
       </w:r>
     </w:p>
     <w:p>
@@ -2070,6 +4231,7 @@
           <w:lang w:val="pt-BR" w:eastAsia="pt-BR"/>
         </w:rPr>
       </w:pPr>
+      <w:bookmarkStart w:id="8" w:name="_Toc216769069"/>
       <w:r>
         <w:rPr>
           <w:rFonts w:ascii="Times New Roman" w:eastAsia="Times New Roman" w:hAnsi="Times New Roman" w:cs="Times New Roman"/>
@@ -2081,6 +4243,7 @@
         </w:rPr>
         <w:t>5.2 Solução Adotada: Substituição pelo PZEM-004T</w:t>
       </w:r>
+      <w:bookmarkEnd w:id="8"/>
     </w:p>
     <w:p>
       <w:pPr>
@@ -2099,7 +4262,6 @@
           <w:szCs w:val="24"/>
           <w:lang w:val="pt-BR" w:eastAsia="pt-BR"/>
         </w:rPr>
-        <w:lastRenderedPageBreak/>
         <w:t xml:space="preserve">Como solução, optou-se pela substituição do HLW8032 pelo </w:t>
       </w:r>
       <w:r>
@@ -2305,21 +4467,141 @@
     </w:p>
     <w:p>
       <w:pPr>
-        <w:pStyle w:val="Ttulo1"/>
-        <w:rPr>
-          <w:lang w:val="pt-BR"/>
-        </w:rPr>
-      </w:pPr>
-      <w:r>
-        <w:rPr>
-          <w:lang w:val="pt-BR"/>
-        </w:rPr>
-        <w:t>6. Desenvolvimento de Bibliotecas</w:t>
+        <w:spacing w:after="0" w:line="240" w:lineRule="auto"/>
+        <w:jc w:val="center"/>
+        <w:rPr>
+          <w:rFonts w:ascii="Times New Roman" w:eastAsia="Times New Roman" w:hAnsi="Times New Roman" w:cs="Times New Roman"/>
+          <w:sz w:val="24"/>
+          <w:szCs w:val="24"/>
+          <w:lang w:val="pt-BR" w:eastAsia="pt-BR"/>
+        </w:rPr>
+      </w:pPr>
+      <w:r>
+        <w:rPr>
+          <w:rFonts w:ascii="Times New Roman" w:eastAsia="Times New Roman" w:hAnsi="Times New Roman" w:cs="Times New Roman"/>
+          <w:noProof/>
+          <w:sz w:val="24"/>
+          <w:szCs w:val="24"/>
+          <w:lang w:val="pt-BR" w:eastAsia="pt-BR"/>
+        </w:rPr>
+        <w:drawing>
+          <wp:inline distT="0" distB="0" distL="0" distR="0" wp14:anchorId="21B83A8F" wp14:editId="1622C78E">
+            <wp:extent cx="1645312" cy="2193749"/>
+            <wp:effectExtent l="0" t="0" r="0" b="0"/>
+            <wp:docPr id="339182575" name="Imagem 7"/>
+            <wp:cNvGraphicFramePr>
+              <a:graphicFrameLocks xmlns:a="http://schemas.openxmlformats.org/drawingml/2006/main" noChangeAspect="1"/>
+            </wp:cNvGraphicFramePr>
+            <a:graphic xmlns:a="http://schemas.openxmlformats.org/drawingml/2006/main">
+              <a:graphicData uri="http://schemas.openxmlformats.org/drawingml/2006/picture">
+                <pic:pic xmlns:pic="http://schemas.openxmlformats.org/drawingml/2006/picture">
+                  <pic:nvPicPr>
+                    <pic:cNvPr id="339182575" name="Imagem 339182575"/>
+                    <pic:cNvPicPr/>
+                  </pic:nvPicPr>
+                  <pic:blipFill>
+                    <a:blip r:embed="rId15"/>
+                    <a:stretch>
+                      <a:fillRect/>
+                    </a:stretch>
+                  </pic:blipFill>
+                  <pic:spPr>
+                    <a:xfrm>
+                      <a:off x="0" y="0"/>
+                      <a:ext cx="1650478" cy="2200637"/>
+                    </a:xfrm>
+                    <a:prstGeom prst="rect">
+                      <a:avLst/>
+                    </a:prstGeom>
+                  </pic:spPr>
+                </pic:pic>
+              </a:graphicData>
+            </a:graphic>
+          </wp:inline>
+        </w:drawing>
       </w:r>
     </w:p>
     <w:p>
       <w:pPr>
-        <w:spacing w:before="100" w:beforeAutospacing="1" w:after="100" w:afterAutospacing="1" w:line="240" w:lineRule="auto"/>
+        <w:spacing w:before="120" w:after="120" w:line="240" w:lineRule="auto"/>
+        <w:ind w:left="360"/>
+        <w:jc w:val="center"/>
+        <w:rPr>
+          <w:rFonts w:ascii="Times New Roman" w:eastAsia="Times New Roman" w:hAnsi="Times New Roman" w:cs="Times New Roman"/>
+          <w:sz w:val="16"/>
+          <w:szCs w:val="16"/>
+          <w:lang w:val="pt-BR" w:eastAsia="pt-BR"/>
+        </w:rPr>
+      </w:pPr>
+      <w:r>
+        <w:rPr>
+          <w:rFonts w:ascii="Times New Roman" w:eastAsia="Times New Roman" w:hAnsi="Times New Roman" w:cs="Times New Roman"/>
+          <w:sz w:val="16"/>
+          <w:szCs w:val="16"/>
+          <w:lang w:val="pt-BR" w:eastAsia="pt-BR"/>
+        </w:rPr>
+        <w:t>Fig. 1</w:t>
+      </w:r>
+      <w:r>
+        <w:rPr>
+          <w:rFonts w:ascii="Times New Roman" w:eastAsia="Times New Roman" w:hAnsi="Times New Roman" w:cs="Times New Roman"/>
+          <w:sz w:val="16"/>
+          <w:szCs w:val="16"/>
+          <w:lang w:val="pt-BR" w:eastAsia="pt-BR"/>
+        </w:rPr>
+        <w:t>4</w:t>
+      </w:r>
+      <w:r>
+        <w:rPr>
+          <w:rFonts w:ascii="Times New Roman" w:eastAsia="Times New Roman" w:hAnsi="Times New Roman" w:cs="Times New Roman"/>
+          <w:sz w:val="16"/>
+          <w:szCs w:val="16"/>
+          <w:lang w:val="pt-BR" w:eastAsia="pt-BR"/>
+        </w:rPr>
+        <w:t xml:space="preserve"> – Módulo </w:t>
+      </w:r>
+      <w:r>
+        <w:rPr>
+          <w:rFonts w:ascii="Times New Roman" w:eastAsia="Times New Roman" w:hAnsi="Times New Roman" w:cs="Times New Roman"/>
+          <w:sz w:val="16"/>
+          <w:szCs w:val="16"/>
+          <w:lang w:val="pt-BR" w:eastAsia="pt-BR"/>
+        </w:rPr>
+        <w:t>PZEM-0004T</w:t>
+      </w:r>
+    </w:p>
+    <w:p>
+      <w:pPr>
+        <w:spacing w:after="0" w:line="240" w:lineRule="auto"/>
+        <w:jc w:val="center"/>
+        <w:rPr>
+          <w:rFonts w:ascii="Times New Roman" w:eastAsia="Times New Roman" w:hAnsi="Times New Roman" w:cs="Times New Roman"/>
+          <w:sz w:val="24"/>
+          <w:szCs w:val="24"/>
+          <w:lang w:val="pt-BR" w:eastAsia="pt-BR"/>
+        </w:rPr>
+      </w:pPr>
+    </w:p>
+    <w:p>
+      <w:pPr>
+        <w:pStyle w:val="Ttulo1"/>
+        <w:rPr>
+          <w:lang w:val="pt-BR"/>
+        </w:rPr>
+      </w:pPr>
+      <w:bookmarkStart w:id="9" w:name="_Toc216769070"/>
+      <w:r>
+        <w:rPr>
+          <w:lang w:val="pt-BR"/>
+        </w:rPr>
+        <w:lastRenderedPageBreak/>
+        <w:t>6. Desenvolvimento de Bibliotecas</w:t>
+      </w:r>
+      <w:bookmarkEnd w:id="9"/>
+    </w:p>
+    <w:p>
+      <w:pPr>
+        <w:spacing w:after="0" w:line="240" w:lineRule="auto"/>
         <w:outlineLvl w:val="2"/>
         <w:rPr>
           <w:rFonts w:ascii="Times New Roman" w:eastAsia="Times New Roman" w:hAnsi="Times New Roman" w:cs="Times New Roman"/>
@@ -2330,6 +4612,7 @@
           <w:lang w:val="pt-BR" w:eastAsia="pt-BR"/>
         </w:rPr>
       </w:pPr>
+      <w:bookmarkStart w:id="10" w:name="_Toc216769071"/>
       <w:r>
         <w:rPr>
           <w:rFonts w:ascii="Times New Roman" w:eastAsia="Times New Roman" w:hAnsi="Times New Roman" w:cs="Times New Roman"/>
@@ -2341,6 +4624,7 @@
         </w:rPr>
         <w:t>6.1 Sensor AHT10</w:t>
       </w:r>
+      <w:bookmarkEnd w:id="10"/>
     </w:p>
     <w:p>
       <w:pPr>
@@ -2495,7 +4779,27 @@
           <w:szCs w:val="24"/>
           <w:lang w:val="pt-BR" w:eastAsia="pt-BR"/>
         </w:rPr>
-        <w:t>Compatibilidade com execução em ambiente FreeRTOS.</w:t>
+        <w:t xml:space="preserve">Compatibilidade com execução em ambiente </w:t>
+      </w:r>
+      <w:proofErr w:type="spellStart"/>
+      <w:r>
+        <w:rPr>
+          <w:rFonts w:ascii="Times New Roman" w:eastAsia="Times New Roman" w:hAnsi="Times New Roman" w:cs="Times New Roman"/>
+          <w:sz w:val="24"/>
+          <w:szCs w:val="24"/>
+          <w:lang w:val="pt-BR" w:eastAsia="pt-BR"/>
+        </w:rPr>
+        <w:t>FreeRTOS</w:t>
+      </w:r>
+      <w:proofErr w:type="spellEnd"/>
+      <w:r>
+        <w:rPr>
+          <w:rFonts w:ascii="Times New Roman" w:eastAsia="Times New Roman" w:hAnsi="Times New Roman" w:cs="Times New Roman"/>
+          <w:sz w:val="24"/>
+          <w:szCs w:val="24"/>
+          <w:lang w:val="pt-BR" w:eastAsia="pt-BR"/>
+        </w:rPr>
+        <w:t>.</w:t>
       </w:r>
     </w:p>
     <w:p>
@@ -2521,28 +4825,6 @@
     <w:p>
       <w:pPr>
         <w:spacing w:after="0" w:line="240" w:lineRule="auto"/>
-        <w:rPr>
-          <w:rFonts w:ascii="Times New Roman" w:eastAsia="Times New Roman" w:hAnsi="Times New Roman" w:cs="Times New Roman"/>
-          <w:sz w:val="24"/>
-          <w:szCs w:val="24"/>
-          <w:lang w:val="pt-BR" w:eastAsia="pt-BR"/>
-        </w:rPr>
-      </w:pPr>
-      <w:r>
-        <w:rPr>
-          <w:rFonts w:ascii="Times New Roman" w:eastAsia="Times New Roman" w:hAnsi="Times New Roman" w:cs="Times New Roman"/>
-          <w:sz w:val="24"/>
-          <w:szCs w:val="24"/>
-          <w:lang w:val="pt-BR" w:eastAsia="pt-BR"/>
-        </w:rPr>
-        <w:pict w14:anchorId="4D5618EF">
-          <v:rect id="_x0000_i1025" style="width:0;height:1.5pt" o:hralign="center" o:hrstd="t" o:hr="t" fillcolor="#a0a0a0" stroked="f"/>
-        </w:pict>
-      </w:r>
-    </w:p>
-    <w:p>
-      <w:pPr>
-        <w:spacing w:before="100" w:beforeAutospacing="1" w:after="100" w:afterAutospacing="1" w:line="240" w:lineRule="auto"/>
         <w:outlineLvl w:val="2"/>
         <w:rPr>
           <w:rFonts w:ascii="Times New Roman" w:eastAsia="Times New Roman" w:hAnsi="Times New Roman" w:cs="Times New Roman"/>
@@ -2553,6 +4835,7 @@
           <w:lang w:val="pt-BR" w:eastAsia="pt-BR"/>
         </w:rPr>
       </w:pPr>
+      <w:bookmarkStart w:id="11" w:name="_Toc216769072"/>
       <w:r>
         <w:rPr>
           <w:rFonts w:ascii="Times New Roman" w:eastAsia="Times New Roman" w:hAnsi="Times New Roman" w:cs="Times New Roman"/>
@@ -2564,6 +4847,7 @@
         </w:rPr>
         <w:t>6.2 RTC DS3231 com EEPROM</w:t>
       </w:r>
+      <w:bookmarkEnd w:id="11"/>
     </w:p>
     <w:p>
       <w:pPr>
@@ -2764,29 +5048,6 @@
     <w:p>
       <w:pPr>
         <w:spacing w:after="0" w:line="240" w:lineRule="auto"/>
-        <w:rPr>
-          <w:rFonts w:ascii="Times New Roman" w:eastAsia="Times New Roman" w:hAnsi="Times New Roman" w:cs="Times New Roman"/>
-          <w:sz w:val="24"/>
-          <w:szCs w:val="24"/>
-          <w:lang w:val="pt-BR" w:eastAsia="pt-BR"/>
-        </w:rPr>
-      </w:pPr>
-      <w:r>
-        <w:rPr>
-          <w:rFonts w:ascii="Times New Roman" w:eastAsia="Times New Roman" w:hAnsi="Times New Roman" w:cs="Times New Roman"/>
-          <w:sz w:val="24"/>
-          <w:szCs w:val="24"/>
-          <w:lang w:val="pt-BR" w:eastAsia="pt-BR"/>
-        </w:rPr>
-        <w:lastRenderedPageBreak/>
-        <w:pict w14:anchorId="7B0756F9">
-          <v:rect id="_x0000_i1026" style="width:0;height:1.5pt" o:hralign="center" o:hrstd="t" o:hr="t" fillcolor="#a0a0a0" stroked="f"/>
-        </w:pict>
-      </w:r>
-    </w:p>
-    <w:p>
-      <w:pPr>
-        <w:spacing w:before="100" w:beforeAutospacing="1" w:after="100" w:afterAutospacing="1" w:line="240" w:lineRule="auto"/>
         <w:outlineLvl w:val="2"/>
         <w:rPr>
           <w:rFonts w:ascii="Times New Roman" w:eastAsia="Times New Roman" w:hAnsi="Times New Roman" w:cs="Times New Roman"/>
@@ -2797,6 +5058,7 @@
           <w:lang w:val="pt-BR" w:eastAsia="pt-BR"/>
         </w:rPr>
       </w:pPr>
+      <w:bookmarkStart w:id="12" w:name="_Toc216769073"/>
       <w:r>
         <w:rPr>
           <w:rFonts w:ascii="Times New Roman" w:eastAsia="Times New Roman" w:hAnsi="Times New Roman" w:cs="Times New Roman"/>
@@ -2808,6 +5070,7 @@
         </w:rPr>
         <w:t>6.3 Display TFT 1,8” ST7735</w:t>
       </w:r>
+      <w:bookmarkEnd w:id="12"/>
     </w:p>
     <w:p>
       <w:pPr>
@@ -2982,7 +5245,27 @@
           <w:szCs w:val="24"/>
           <w:lang w:val="pt-BR" w:eastAsia="pt-BR"/>
         </w:rPr>
-        <w:t>Avaliação do funcionamento em conjunto com o FreeRTOS.</w:t>
+        <w:t xml:space="preserve">Avaliação do funcionamento em conjunto com o </w:t>
+      </w:r>
+      <w:proofErr w:type="spellStart"/>
+      <w:r>
+        <w:rPr>
+          <w:rFonts w:ascii="Times New Roman" w:eastAsia="Times New Roman" w:hAnsi="Times New Roman" w:cs="Times New Roman"/>
+          <w:sz w:val="24"/>
+          <w:szCs w:val="24"/>
+          <w:lang w:val="pt-BR" w:eastAsia="pt-BR"/>
+        </w:rPr>
+        <w:t>FreeRTOS</w:t>
+      </w:r>
+      <w:proofErr w:type="spellEnd"/>
+      <w:r>
+        <w:rPr>
+          <w:rFonts w:ascii="Times New Roman" w:eastAsia="Times New Roman" w:hAnsi="Times New Roman" w:cs="Times New Roman"/>
+          <w:sz w:val="24"/>
+          <w:szCs w:val="24"/>
+          <w:lang w:val="pt-BR" w:eastAsia="pt-BR"/>
+        </w:rPr>
+        <w:t>.</w:t>
       </w:r>
     </w:p>
     <w:p>
@@ -3007,17 +5290,294 @@
     </w:p>
     <w:p>
       <w:pPr>
+        <w:spacing w:after="0" w:line="240" w:lineRule="auto"/>
+        <w:outlineLvl w:val="2"/>
+        <w:rPr>
+          <w:rFonts w:ascii="Times New Roman" w:eastAsia="Times New Roman" w:hAnsi="Times New Roman" w:cs="Times New Roman"/>
+          <w:b/>
+          <w:bCs/>
+          <w:sz w:val="27"/>
+          <w:szCs w:val="27"/>
+          <w:lang w:val="pt-BR" w:eastAsia="pt-BR"/>
+        </w:rPr>
+      </w:pPr>
+      <w:bookmarkStart w:id="13" w:name="_Toc216769074"/>
+      <w:r>
+        <w:rPr>
+          <w:rFonts w:ascii="Times New Roman" w:eastAsia="Times New Roman" w:hAnsi="Times New Roman" w:cs="Times New Roman"/>
+          <w:b/>
+          <w:bCs/>
+          <w:sz w:val="27"/>
+          <w:szCs w:val="27"/>
+          <w:lang w:val="pt-BR" w:eastAsia="pt-BR"/>
+        </w:rPr>
+        <w:lastRenderedPageBreak/>
+        <w:t>6.</w:t>
+      </w:r>
+      <w:r>
+        <w:rPr>
+          <w:rFonts w:ascii="Times New Roman" w:eastAsia="Times New Roman" w:hAnsi="Times New Roman" w:cs="Times New Roman"/>
+          <w:b/>
+          <w:bCs/>
+          <w:sz w:val="27"/>
+          <w:szCs w:val="27"/>
+          <w:lang w:val="pt-BR" w:eastAsia="pt-BR"/>
+        </w:rPr>
+        <w:t>4</w:t>
+      </w:r>
+      <w:r>
+        <w:rPr>
+          <w:rFonts w:ascii="Times New Roman" w:eastAsia="Times New Roman" w:hAnsi="Times New Roman" w:cs="Times New Roman"/>
+          <w:b/>
+          <w:bCs/>
+          <w:sz w:val="27"/>
+          <w:szCs w:val="27"/>
+          <w:lang w:val="pt-BR" w:eastAsia="pt-BR"/>
+        </w:rPr>
+        <w:t xml:space="preserve"> Sensor </w:t>
+      </w:r>
+      <w:r>
+        <w:rPr>
+          <w:rFonts w:ascii="Times New Roman" w:eastAsia="Times New Roman" w:hAnsi="Times New Roman" w:cs="Times New Roman"/>
+          <w:b/>
+          <w:bCs/>
+          <w:sz w:val="27"/>
+          <w:szCs w:val="27"/>
+          <w:lang w:val="pt-BR" w:eastAsia="pt-BR"/>
+        </w:rPr>
+        <w:t>PZEM-0004T</w:t>
+      </w:r>
+      <w:bookmarkEnd w:id="13"/>
+    </w:p>
+    <w:p>
+      <w:pPr>
+        <w:spacing w:before="100" w:beforeAutospacing="1" w:after="100" w:afterAutospacing="1" w:line="240" w:lineRule="auto"/>
+        <w:rPr>
+          <w:rFonts w:ascii="Times New Roman" w:eastAsia="Times New Roman" w:hAnsi="Times New Roman" w:cs="Times New Roman"/>
+          <w:sz w:val="24"/>
+          <w:szCs w:val="24"/>
+          <w:lang w:val="pt-BR" w:eastAsia="pt-BR"/>
+        </w:rPr>
+      </w:pPr>
+      <w:r>
+        <w:rPr>
+          <w:rFonts w:ascii="Times New Roman" w:eastAsia="Times New Roman" w:hAnsi="Times New Roman" w:cs="Times New Roman"/>
+          <w:sz w:val="24"/>
+          <w:szCs w:val="24"/>
+          <w:lang w:val="pt-BR" w:eastAsia="pt-BR"/>
+        </w:rPr>
+        <w:t xml:space="preserve">Com a utilização do sensor PZEM-0004T para a aquisição de dados sobre o consumo de energia elétrica, e como não existiam bibliotecas para </w:t>
+      </w:r>
+      <w:proofErr w:type="spellStart"/>
+      <w:r>
+        <w:rPr>
+          <w:rFonts w:ascii="Times New Roman" w:eastAsia="Times New Roman" w:hAnsi="Times New Roman" w:cs="Times New Roman"/>
+          <w:sz w:val="24"/>
+          <w:szCs w:val="24"/>
+          <w:lang w:val="pt-BR" w:eastAsia="pt-BR"/>
+        </w:rPr>
+        <w:t>raspberrypi</w:t>
+      </w:r>
+      <w:proofErr w:type="spellEnd"/>
+      <w:r>
+        <w:rPr>
+          <w:rFonts w:ascii="Times New Roman" w:eastAsia="Times New Roman" w:hAnsi="Times New Roman" w:cs="Times New Roman"/>
+          <w:sz w:val="24"/>
+          <w:szCs w:val="24"/>
+          <w:lang w:val="pt-BR" w:eastAsia="pt-BR"/>
+        </w:rPr>
+        <w:t xml:space="preserve"> pico W em C, foi necessário desenvolver uma a partir de estudos sobre o sensor. </w:t>
+      </w:r>
+    </w:p>
+    <w:p>
+      <w:pPr>
+        <w:spacing w:before="100" w:beforeAutospacing="1" w:after="100" w:afterAutospacing="1" w:line="240" w:lineRule="auto"/>
+        <w:rPr>
+          <w:rFonts w:ascii="Times New Roman" w:eastAsia="Times New Roman" w:hAnsi="Times New Roman" w:cs="Times New Roman"/>
+          <w:sz w:val="24"/>
+          <w:szCs w:val="24"/>
+          <w:lang w:val="pt-BR" w:eastAsia="pt-BR"/>
+        </w:rPr>
+      </w:pPr>
+      <w:r>
+        <w:rPr>
+          <w:rFonts w:ascii="Times New Roman" w:eastAsia="Times New Roman" w:hAnsi="Times New Roman" w:cs="Times New Roman"/>
+          <w:sz w:val="24"/>
+          <w:szCs w:val="24"/>
+          <w:lang w:val="pt-BR" w:eastAsia="pt-BR"/>
+        </w:rPr>
+        <w:t>A biblioteca inclui:</w:t>
+      </w:r>
+    </w:p>
+    <w:p>
+      <w:pPr>
+        <w:numPr>
+          <w:ilvl w:val="0"/>
+          <w:numId w:val="19"/>
+        </w:numPr>
+        <w:spacing w:before="100" w:beforeAutospacing="1" w:after="100" w:afterAutospacing="1" w:line="240" w:lineRule="auto"/>
+        <w:rPr>
+          <w:rFonts w:ascii="Times New Roman" w:eastAsia="Times New Roman" w:hAnsi="Times New Roman" w:cs="Times New Roman"/>
+          <w:sz w:val="24"/>
+          <w:szCs w:val="24"/>
+          <w:lang w:val="pt-BR" w:eastAsia="pt-BR"/>
+        </w:rPr>
+      </w:pPr>
+      <w:r>
+        <w:rPr>
+          <w:rFonts w:ascii="Times New Roman" w:eastAsia="Times New Roman" w:hAnsi="Times New Roman" w:cs="Times New Roman"/>
+          <w:sz w:val="24"/>
+          <w:szCs w:val="24"/>
+          <w:lang w:val="pt-BR" w:eastAsia="pt-BR"/>
+        </w:rPr>
+        <w:t>Rotinas de inicialização do sensor;</w:t>
+      </w:r>
+    </w:p>
+    <w:p>
+      <w:pPr>
+        <w:numPr>
+          <w:ilvl w:val="0"/>
+          <w:numId w:val="19"/>
+        </w:numPr>
+        <w:spacing w:before="100" w:beforeAutospacing="1" w:after="100" w:afterAutospacing="1" w:line="240" w:lineRule="auto"/>
+        <w:rPr>
+          <w:rFonts w:ascii="Times New Roman" w:eastAsia="Times New Roman" w:hAnsi="Times New Roman" w:cs="Times New Roman"/>
+          <w:sz w:val="24"/>
+          <w:szCs w:val="24"/>
+          <w:lang w:val="pt-BR" w:eastAsia="pt-BR"/>
+        </w:rPr>
+      </w:pPr>
+      <w:r>
+        <w:rPr>
+          <w:rFonts w:ascii="Times New Roman" w:eastAsia="Times New Roman" w:hAnsi="Times New Roman" w:cs="Times New Roman"/>
+          <w:sz w:val="24"/>
+          <w:szCs w:val="24"/>
+          <w:lang w:val="pt-BR" w:eastAsia="pt-BR"/>
+        </w:rPr>
+        <w:t xml:space="preserve">Comunicação via </w:t>
+      </w:r>
+      <w:r>
+        <w:rPr>
+          <w:rFonts w:ascii="Times New Roman" w:eastAsia="Times New Roman" w:hAnsi="Times New Roman" w:cs="Times New Roman"/>
+          <w:sz w:val="24"/>
+          <w:szCs w:val="24"/>
+          <w:lang w:val="pt-BR" w:eastAsia="pt-BR"/>
+        </w:rPr>
+        <w:t>UART</w:t>
+      </w:r>
+      <w:r>
+        <w:rPr>
+          <w:rFonts w:ascii="Times New Roman" w:eastAsia="Times New Roman" w:hAnsi="Times New Roman" w:cs="Times New Roman"/>
+          <w:sz w:val="24"/>
+          <w:szCs w:val="24"/>
+          <w:lang w:val="pt-BR" w:eastAsia="pt-BR"/>
+        </w:rPr>
+        <w:t>;</w:t>
+      </w:r>
+    </w:p>
+    <w:p>
+      <w:pPr>
+        <w:numPr>
+          <w:ilvl w:val="0"/>
+          <w:numId w:val="19"/>
+        </w:numPr>
+        <w:spacing w:before="100" w:beforeAutospacing="1" w:after="100" w:afterAutospacing="1" w:line="240" w:lineRule="auto"/>
+        <w:rPr>
+          <w:rFonts w:ascii="Times New Roman" w:eastAsia="Times New Roman" w:hAnsi="Times New Roman" w:cs="Times New Roman"/>
+          <w:sz w:val="24"/>
+          <w:szCs w:val="24"/>
+          <w:lang w:val="pt-BR" w:eastAsia="pt-BR"/>
+        </w:rPr>
+      </w:pPr>
+      <w:r>
+        <w:rPr>
+          <w:rFonts w:ascii="Times New Roman" w:eastAsia="Times New Roman" w:hAnsi="Times New Roman" w:cs="Times New Roman"/>
+          <w:sz w:val="24"/>
+          <w:szCs w:val="24"/>
+          <w:lang w:val="pt-BR" w:eastAsia="pt-BR"/>
+        </w:rPr>
+        <w:t>Leitura periódica das grandezas;</w:t>
+      </w:r>
+    </w:p>
+    <w:p>
+      <w:pPr>
+        <w:numPr>
+          <w:ilvl w:val="0"/>
+          <w:numId w:val="19"/>
+        </w:numPr>
+        <w:spacing w:before="100" w:beforeAutospacing="1" w:after="100" w:afterAutospacing="1" w:line="240" w:lineRule="auto"/>
+        <w:rPr>
+          <w:rFonts w:ascii="Times New Roman" w:eastAsia="Times New Roman" w:hAnsi="Times New Roman" w:cs="Times New Roman"/>
+          <w:sz w:val="24"/>
+          <w:szCs w:val="24"/>
+          <w:lang w:val="pt-BR" w:eastAsia="pt-BR"/>
+        </w:rPr>
+      </w:pPr>
+      <w:r>
+        <w:rPr>
+          <w:rFonts w:ascii="Times New Roman" w:eastAsia="Times New Roman" w:hAnsi="Times New Roman" w:cs="Times New Roman"/>
+          <w:sz w:val="24"/>
+          <w:szCs w:val="24"/>
+          <w:lang w:val="pt-BR" w:eastAsia="pt-BR"/>
+        </w:rPr>
+        <w:t xml:space="preserve">Compatibilidade com execução em ambiente </w:t>
+      </w:r>
+      <w:proofErr w:type="spellStart"/>
+      <w:r>
+        <w:rPr>
+          <w:rFonts w:ascii="Times New Roman" w:eastAsia="Times New Roman" w:hAnsi="Times New Roman" w:cs="Times New Roman"/>
+          <w:sz w:val="24"/>
+          <w:szCs w:val="24"/>
+          <w:lang w:val="pt-BR" w:eastAsia="pt-BR"/>
+        </w:rPr>
+        <w:t>FreeRTOS</w:t>
+      </w:r>
+      <w:proofErr w:type="spellEnd"/>
+      <w:r>
+        <w:rPr>
+          <w:rFonts w:ascii="Times New Roman" w:eastAsia="Times New Roman" w:hAnsi="Times New Roman" w:cs="Times New Roman"/>
+          <w:sz w:val="24"/>
+          <w:szCs w:val="24"/>
+          <w:lang w:val="pt-BR" w:eastAsia="pt-BR"/>
+        </w:rPr>
+        <w:t>.</w:t>
+      </w:r>
+    </w:p>
+    <w:p>
+      <w:pPr>
+        <w:spacing w:before="100" w:beforeAutospacing="1" w:after="100" w:afterAutospacing="1" w:line="240" w:lineRule="auto"/>
+        <w:rPr>
+          <w:rFonts w:ascii="Times New Roman" w:eastAsia="Times New Roman" w:hAnsi="Times New Roman" w:cs="Times New Roman"/>
+          <w:sz w:val="24"/>
+          <w:szCs w:val="24"/>
+          <w:lang w:val="pt-BR" w:eastAsia="pt-BR"/>
+        </w:rPr>
+      </w:pPr>
+      <w:r>
+        <w:rPr>
+          <w:rFonts w:ascii="Times New Roman" w:eastAsia="Times New Roman" w:hAnsi="Times New Roman" w:cs="Times New Roman"/>
+          <w:sz w:val="24"/>
+          <w:szCs w:val="24"/>
+          <w:lang w:val="pt-BR" w:eastAsia="pt-BR"/>
+        </w:rPr>
+        <w:t>Os testes confirmaram leituras estáveis e confiáveis.</w:t>
+      </w:r>
+    </w:p>
+    <w:p>
+      <w:pPr>
         <w:pStyle w:val="Ttulo1"/>
         <w:rPr>
           <w:lang w:val="pt-BR"/>
         </w:rPr>
       </w:pPr>
+      <w:bookmarkStart w:id="14" w:name="_Toc216769075"/>
       <w:r>
         <w:rPr>
           <w:lang w:val="pt-BR"/>
         </w:rPr>
         <w:t>7. Próximos Passos</w:t>
       </w:r>
+      <w:bookmarkEnd w:id="14"/>
     </w:p>
     <w:p>
       <w:pPr>
@@ -7000,7 +9560,6 @@
     <w:basedOn w:val="Ttulo1"/>
     <w:next w:val="Normal"/>
     <w:uiPriority w:val="39"/>
-    <w:semiHidden/>
     <w:unhideWhenUsed/>
     <w:qFormat/>
     <w:rsid w:val="00FC693F"/>
@@ -17077,6 +19636,42 @@
       <w:sz w:val="24"/>
       <w:szCs w:val="24"/>
       <w:lang w:val="pt-BR" w:eastAsia="pt-BR"/>
+    </w:rPr>
+  </w:style>
+  <w:style w:type="paragraph" w:styleId="Sumrio1">
+    <w:name w:val="toc 1"/>
+    <w:basedOn w:val="Normal"/>
+    <w:next w:val="Normal"/>
+    <w:autoRedefine/>
+    <w:uiPriority w:val="39"/>
+    <w:unhideWhenUsed/>
+    <w:rsid w:val="001856A1"/>
+    <w:pPr>
+      <w:spacing w:after="100"/>
+    </w:pPr>
+  </w:style>
+  <w:style w:type="paragraph" w:styleId="Sumrio3">
+    <w:name w:val="toc 3"/>
+    <w:basedOn w:val="Normal"/>
+    <w:next w:val="Normal"/>
+    <w:autoRedefine/>
+    <w:uiPriority w:val="39"/>
+    <w:unhideWhenUsed/>
+    <w:rsid w:val="001856A1"/>
+    <w:pPr>
+      <w:spacing w:after="100"/>
+      <w:ind w:left="440"/>
+    </w:pPr>
+  </w:style>
+  <w:style w:type="character" w:styleId="Hyperlink">
+    <w:name w:val="Hyperlink"/>
+    <w:basedOn w:val="Fontepargpadro"/>
+    <w:uiPriority w:val="99"/>
+    <w:unhideWhenUsed/>
+    <w:rsid w:val="001856A1"/>
+    <w:rPr>
+      <w:color w:val="0000FF" w:themeColor="hyperlink"/>
+      <w:u w:val="single"/>
     </w:rPr>
   </w:style>
 </w:styles>
